--- a/Forge-User-Manual.docx
+++ b/Forge-User-Manual.docx
@@ -103,7 +103,7 @@
                 <w:sz w:val="20"/>
                 <w:szCs w:val="20"/>
               </w:rPr>
-              <w:t xml:space="preserve">Version 3.1  ·  March 2026</w:t>
+              <w:t xml:space="preserve">Version 3.3  ·  March 2026</w:t>
             </w:r>
           </w:p>
         </w:tc>
@@ -2429,6 +2429,196 @@
           <w:sz w:val="28"/>
           <w:szCs w:val="28"/>
         </w:rPr>
+        <w:t xml:space="preserve">Known Fixes in This Version</w:t>
+      </w:r>
+    </w:p>
+    <w:p>
+      <w:pPr>
+        <w:spacing w:before="0" w:after="120"/>
+      </w:pPr>
+      <w:r>
+        <w:rPr>
+          <w:rFonts w:ascii="Arial" w:cs="Arial" w:eastAsia="Arial" w:hAnsi="Arial"/>
+          <w:color w:val="333333"/>
+          <w:sz w:val="22"/>
+          <w:szCs w:val="22"/>
+        </w:rPr>
+        <w:t xml:space="preserve">Five defects were identified through exhaustive automated testing in v3.2 and corrected before this release:</w:t>
+      </w:r>
+    </w:p>
+    <w:p>
+      <w:pPr>
+        <w:spacing w:before="60" w:after="0"/>
+      </w:pPr>
+    </w:p>
+    <w:p>
+      <w:pPr>
+        <w:pStyle w:val="ListParagraph"/>
+        <w:numPr>
+          <w:ilvl w:val="0"/>
+          <w:numId w:val="2"/>
+        </w:numPr>
+        <w:spacing w:before="0" w:after="100"/>
+      </w:pPr>
+      <w:r>
+        <w:rPr>
+          <w:rFonts w:ascii="Arial" w:cs="Arial" w:eastAsia="Arial" w:hAnsi="Arial"/>
+          <w:b/>
+          <w:bCs/>
+          <w:color w:val="111111"/>
+          <w:sz w:val="22"/>
+          <w:szCs w:val="22"/>
+        </w:rPr>
+        <w:t xml:space="preserve">scoreImpulse</w:t>
+      </w:r>
+      <w:r>
+        <w:rPr>
+          <w:rFonts w:ascii="Arial" w:cs="Arial" w:eastAsia="Arial" w:hAnsi="Arial"/>
+          <w:color w:val="333333"/>
+          <w:sz w:val="22"/>
+          <w:szCs w:val="22"/>
+        </w:rPr>
+        <w:t xml:space="preserve"> — Items with total=0 (empty records) no longer receive false Medium Impulse badges.</w:t>
+      </w:r>
+    </w:p>
+    <w:p>
+      <w:pPr>
+        <w:pStyle w:val="ListParagraph"/>
+        <w:numPr>
+          <w:ilvl w:val="0"/>
+          <w:numId w:val="2"/>
+        </w:numPr>
+        <w:spacing w:before="0" w:after="100"/>
+      </w:pPr>
+      <w:r>
+        <w:rPr>
+          <w:rFonts w:ascii="Arial" w:cs="Arial" w:eastAsia="Arial" w:hAnsi="Arial"/>
+          <w:b/>
+          <w:bCs/>
+          <w:color w:val="111111"/>
+          <w:sz w:val="22"/>
+          <w:szCs w:val="22"/>
+        </w:rPr>
+        <w:t xml:space="preserve">guessType</w:t>
+      </w:r>
+      <w:r>
+        <w:rPr>
+          <w:rFonts w:ascii="Arial" w:cs="Arial" w:eastAsia="Arial" w:hAnsi="Arial"/>
+          <w:color w:val="333333"/>
+          <w:sz w:val="22"/>
+          <w:szCs w:val="22"/>
+        </w:rPr>
+        <w:t xml:space="preserve"> — Brokerage and Roth accounts now correctly classified as investment type.</w:t>
+      </w:r>
+    </w:p>
+    <w:p>
+      <w:pPr>
+        <w:pStyle w:val="ListParagraph"/>
+        <w:numPr>
+          <w:ilvl w:val="0"/>
+          <w:numId w:val="2"/>
+        </w:numPr>
+        <w:spacing w:before="0" w:after="100"/>
+      </w:pPr>
+      <w:r>
+        <w:rPr>
+          <w:rFonts w:ascii="Arial" w:cs="Arial" w:eastAsia="Arial" w:hAnsi="Arial"/>
+          <w:b/>
+          <w:bCs/>
+          <w:color w:val="111111"/>
+          <w:sz w:val="22"/>
+          <w:szCs w:val="22"/>
+        </w:rPr>
+        <w:t xml:space="preserve">parseCSV</w:t>
+      </w:r>
+      <w:r>
+        <w:rPr>
+          <w:rFonts w:ascii="Arial" w:cs="Arial" w:eastAsia="Arial" w:hAnsi="Arial"/>
+          <w:color w:val="333333"/>
+          <w:sz w:val="22"/>
+          <w:szCs w:val="22"/>
+        </w:rPr>
+        <w:t xml:space="preserve"> — Standalone Debit and Credit columns now recognized as amount columns in bank CSV exports.</w:t>
+      </w:r>
+    </w:p>
+    <w:p>
+      <w:pPr>
+        <w:pStyle w:val="ListParagraph"/>
+        <w:numPr>
+          <w:ilvl w:val="0"/>
+          <w:numId w:val="2"/>
+        </w:numPr>
+        <w:spacing w:before="0" w:after="100"/>
+      </w:pPr>
+      <w:r>
+        <w:rPr>
+          <w:rFonts w:ascii="Arial" w:cs="Arial" w:eastAsia="Arial" w:hAnsi="Arial"/>
+          <w:b/>
+          <w:bCs/>
+          <w:color w:val="111111"/>
+          <w:sz w:val="22"/>
+          <w:szCs w:val="22"/>
+        </w:rPr>
+        <w:t xml:space="preserve">parseAppleCard</w:t>
+      </w:r>
+      <w:r>
+        <w:rPr>
+          <w:rFonts w:ascii="Arial" w:cs="Arial" w:eastAsia="Arial" w:hAnsi="Arial"/>
+          <w:color w:val="333333"/>
+          <w:sz w:val="22"/>
+          <w:szCs w:val="22"/>
+        </w:rPr>
+        <w:t xml:space="preserve"> — Passing null as purchaser now preserves null instead of replacing it with the filename.</w:t>
+      </w:r>
+    </w:p>
+    <w:p>
+      <w:pPr>
+        <w:pStyle w:val="ListParagraph"/>
+        <w:numPr>
+          <w:ilvl w:val="0"/>
+          <w:numId w:val="2"/>
+        </w:numPr>
+        <w:spacing w:before="0" w:after="100"/>
+      </w:pPr>
+      <w:r>
+        <w:rPr>
+          <w:rFonts w:ascii="Arial" w:cs="Arial" w:eastAsia="Arial" w:hAnsi="Arial"/>
+          <w:b/>
+          <w:bCs/>
+          <w:color w:val="111111"/>
+          <w:sz w:val="22"/>
+          <w:szCs w:val="22"/>
+        </w:rPr>
+        <w:t xml:space="preserve">parseGenericDetail</w:t>
+      </w:r>
+      <w:r>
+        <w:rPr>
+          <w:rFonts w:ascii="Arial" w:cs="Arial" w:eastAsia="Arial" w:hAnsi="Arial"/>
+          <w:color w:val="333333"/>
+          <w:sz w:val="22"/>
+          <w:szCs w:val="22"/>
+        </w:rPr>
+        <w:t xml:space="preserve"> — Same null-purchaser fix applied consistently.</w:t>
+      </w:r>
+    </w:p>
+    <w:p>
+      <w:pPr>
+        <w:spacing w:before="120" w:after="0"/>
+      </w:pPr>
+    </w:p>
+    <w:p>
+      <w:pPr>
+        <w:spacing w:before="240" w:after="60"/>
+      </w:pPr>
+      <w:r>
+        <w:rPr>
+          <w:rFonts w:ascii="Arial" w:cs="Arial" w:eastAsia="Arial" w:hAnsi="Arial"/>
+          <w:b/>
+          <w:bCs/>
+          <w:color w:val="1E3A5F"/>
+          <w:sz w:val="28"/>
+          <w:szCs w:val="28"/>
+        </w:rPr>
         <w:t xml:space="preserve">Removing Files Before Importing</w:t>
       </w:r>
     </w:p>
@@ -4276,7 +4466,7 @@
           <w:sz w:val="40"/>
           <w:szCs w:val="40"/>
         </w:rPr>
-        <w:t xml:space="preserve">Chapter 4  —  The Furnace (Intelligence)</w:t>
+        <w:t xml:space="preserve">Chapter 4  —  The Bullpen (Intelligence)</w:t>
       </w:r>
     </w:p>
     <w:p>
@@ -5009,7 +5199,7 @@
           <w:sz w:val="40"/>
           <w:szCs w:val="40"/>
         </w:rPr>
-        <w:t xml:space="preserve">Chapter 6  —  Detail Lens</w:t>
+        <w:t xml:space="preserve">Chapter 5.5  —  Analytics Studio</w:t>
       </w:r>
     </w:p>
     <w:p>
@@ -5052,12 +5242,12 @@
           <w:sz w:val="22"/>
           <w:szCs w:val="22"/>
         </w:rPr>
-        <w:t xml:space="preserve">The Detail Lens unmasks lump-sum Quicken charges into individual line items. When your Quicken ledger shows "Amazon.com — $147.32" or "Apple Card — $89.00," the Detail Lens tells you exactly what was bought — and who bought it.</w:t>
-      </w:r>
-    </w:p>
-    <w:p>
-      <w:pPr>
-        <w:spacing w:before="80" w:after="0"/>
+        <w:t xml:space="preserve">The Analytics page is a self-service BI module built into Forge. It lets you slice and visualize your financial data across any dimension, time range, and metric combination — without exporting to a spreadsheet or opening another tool.</w:t>
+      </w:r>
+    </w:p>
+    <w:p>
+      <w:pPr>
+        <w:spacing w:before="60" w:after="0"/>
       </w:pPr>
     </w:p>
     <w:p>
@@ -5071,7 +5261,7 @@
           <w:sz w:val="22"/>
           <w:szCs w:val="22"/>
         </w:rPr>
-        <w:t xml:space="preserve">It accepts three file types: Amazon order history, Apple Card monthly CSV, and any generic CSV with date, description, and amount columns.</w:t>
+        <w:t xml:space="preserve">Open it from the left navigation: Analytics (between Detail Lens and All Transactions). Every chart updates instantly when you change a control.</w:t>
       </w:r>
     </w:p>
     <w:p>
@@ -5092,7 +5282,7 @@
           <w:sz w:val="28"/>
           <w:szCs w:val="28"/>
         </w:rPr>
-        <w:t xml:space="preserve">Supported File Sources</w:t>
+        <w:t xml:space="preserve">Controls</w:t>
       </w:r>
     </w:p>
     <w:tbl>
@@ -5145,6 +5335,1515 @@
                 <w:sz w:val="20"/>
                 <w:szCs w:val="20"/>
               </w:rPr>
+              <w:t xml:space="preserve">Control</w:t>
+            </w:r>
+          </w:p>
+        </w:tc>
+        <w:tc>
+          <w:tcPr>
+            <w:tcW w:type="dxa" w:w="6560"/>
+            <w:tcBorders>
+              <w:top w:val="single" w:color="E0E0DC" w:sz="1"/>
+              <w:left w:val="single" w:color="E0E0DC" w:sz="1"/>
+              <w:bottom w:val="single" w:color="E0E0DC" w:sz="1"/>
+              <w:right w:val="single" w:color="E0E0DC" w:sz="1"/>
+            </w:tcBorders>
+            <w:shd w:fill="1E3A5F" w:val="clear"/>
+            <w:tcMar>
+              <w:top w:type="dxa" w:w="80"/>
+              <w:left w:type="dxa" w:w="120"/>
+              <w:bottom w:type="dxa" w:w="80"/>
+              <w:right w:type="dxa" w:w="120"/>
+            </w:tcMar>
+          </w:tcPr>
+          <w:p>
+            <w:pPr>
+              <w:spacing w:before="0" w:after="0"/>
+            </w:pPr>
+            <w:r>
+              <w:rPr>
+                <w:rFonts w:ascii="Arial" w:cs="Arial" w:eastAsia="Arial" w:hAnsi="Arial"/>
+                <w:color w:val="FFFFFF"/>
+                <w:sz w:val="20"/>
+                <w:szCs w:val="20"/>
+              </w:rPr>
+              <w:t xml:space="preserve">Options</w:t>
+            </w:r>
+          </w:p>
+        </w:tc>
+      </w:tr>
+      <w:tr>
+        <w:trPr>
+          <w:tblHeader w:val="false"/>
+        </w:trPr>
+        <w:tc>
+          <w:tcPr>
+            <w:tcW w:type="dxa" w:w="2800"/>
+            <w:tcBorders>
+              <w:top w:val="single" w:color="E0E0DC" w:sz="1"/>
+              <w:left w:val="single" w:color="E0E0DC" w:sz="1"/>
+              <w:bottom w:val="single" w:color="E0E0DC" w:sz="1"/>
+              <w:right w:val="single" w:color="E0E0DC" w:sz="1"/>
+            </w:tcBorders>
+            <w:shd w:fill="F8F8F6" w:val="clear"/>
+            <w:tcMar>
+              <w:top w:type="dxa" w:w="80"/>
+              <w:left w:type="dxa" w:w="120"/>
+              <w:bottom w:type="dxa" w:w="80"/>
+              <w:right w:type="dxa" w:w="120"/>
+            </w:tcMar>
+          </w:tcPr>
+          <w:p>
+            <w:pPr>
+              <w:spacing w:before="0" w:after="0"/>
+            </w:pPr>
+            <w:r>
+              <w:rPr>
+                <w:rFonts w:ascii="Arial" w:cs="Arial" w:eastAsia="Arial" w:hAnsi="Arial"/>
+                <w:b/>
+                <w:bCs/>
+                <w:color w:val="111111"/>
+                <w:sz w:val="20"/>
+                <w:szCs w:val="20"/>
+              </w:rPr>
+              <w:t xml:space="preserve">View By</w:t>
+            </w:r>
+          </w:p>
+        </w:tc>
+        <w:tc>
+          <w:tcPr>
+            <w:tcW w:type="dxa" w:w="6560"/>
+            <w:tcBorders>
+              <w:top w:val="single" w:color="E0E0DC" w:sz="1"/>
+              <w:left w:val="single" w:color="E0E0DC" w:sz="1"/>
+              <w:bottom w:val="single" w:color="E0E0DC" w:sz="1"/>
+              <w:right w:val="single" w:color="E0E0DC" w:sz="1"/>
+            </w:tcBorders>
+            <w:shd w:fill="FFFFFF" w:val="clear"/>
+            <w:tcMar>
+              <w:top w:type="dxa" w:w="80"/>
+              <w:left w:type="dxa" w:w="120"/>
+              <w:bottom w:type="dxa" w:w="80"/>
+              <w:right w:type="dxa" w:w="120"/>
+            </w:tcMar>
+          </w:tcPr>
+          <w:p>
+            <w:pPr>
+              <w:spacing w:before="0" w:after="0"/>
+            </w:pPr>
+            <w:r>
+              <w:rPr>
+                <w:rFonts w:ascii="Arial" w:cs="Arial" w:eastAsia="Arial" w:hAnsi="Arial"/>
+                <w:color w:val="333333"/>
+                <w:sz w:val="20"/>
+                <w:szCs w:val="20"/>
+              </w:rPr>
+              <w:t xml:space="preserve">Month · Category · Account · Purchaser · Source · Day of Week · Quarter · Year</w:t>
+            </w:r>
+          </w:p>
+        </w:tc>
+      </w:tr>
+      <w:tr>
+        <w:trPr>
+          <w:tblHeader w:val="false"/>
+        </w:trPr>
+        <w:tc>
+          <w:tcPr>
+            <w:tcW w:type="dxa" w:w="2800"/>
+            <w:tcBorders>
+              <w:top w:val="single" w:color="E0E0DC" w:sz="1"/>
+              <w:left w:val="single" w:color="E0E0DC" w:sz="1"/>
+              <w:bottom w:val="single" w:color="E0E0DC" w:sz="1"/>
+              <w:right w:val="single" w:color="E0E0DC" w:sz="1"/>
+            </w:tcBorders>
+            <w:shd w:fill="F8F8F6" w:val="clear"/>
+            <w:tcMar>
+              <w:top w:type="dxa" w:w="80"/>
+              <w:left w:type="dxa" w:w="120"/>
+              <w:bottom w:type="dxa" w:w="80"/>
+              <w:right w:type="dxa" w:w="120"/>
+            </w:tcMar>
+          </w:tcPr>
+          <w:p>
+            <w:pPr>
+              <w:spacing w:before="0" w:after="0"/>
+            </w:pPr>
+            <w:r>
+              <w:rPr>
+                <w:rFonts w:ascii="Arial" w:cs="Arial" w:eastAsia="Arial" w:hAnsi="Arial"/>
+                <w:b/>
+                <w:bCs/>
+                <w:color w:val="111111"/>
+                <w:sz w:val="20"/>
+                <w:szCs w:val="20"/>
+              </w:rPr>
+              <w:t xml:space="preserve">Measure</w:t>
+            </w:r>
+          </w:p>
+        </w:tc>
+        <w:tc>
+          <w:tcPr>
+            <w:tcW w:type="dxa" w:w="6560"/>
+            <w:tcBorders>
+              <w:top w:val="single" w:color="E0E0DC" w:sz="1"/>
+              <w:left w:val="single" w:color="E0E0DC" w:sz="1"/>
+              <w:bottom w:val="single" w:color="E0E0DC" w:sz="1"/>
+              <w:right w:val="single" w:color="E0E0DC" w:sz="1"/>
+            </w:tcBorders>
+            <w:shd w:fill="FFFFFF" w:val="clear"/>
+            <w:tcMar>
+              <w:top w:type="dxa" w:w="80"/>
+              <w:left w:type="dxa" w:w="120"/>
+              <w:bottom w:type="dxa" w:w="80"/>
+              <w:right w:type="dxa" w:w="120"/>
+            </w:tcMar>
+          </w:tcPr>
+          <w:p>
+            <w:pPr>
+              <w:spacing w:before="0" w:after="0"/>
+            </w:pPr>
+            <w:r>
+              <w:rPr>
+                <w:rFonts w:ascii="Arial" w:cs="Arial" w:eastAsia="Arial" w:hAnsi="Arial"/>
+                <w:color w:val="333333"/>
+                <w:sz w:val="20"/>
+                <w:szCs w:val="20"/>
+              </w:rPr>
+              <w:t xml:space="preserve">Total Spending · Total Income · Net Savings · Transaction Count · Avg Transaction · Savings Rate %</w:t>
+            </w:r>
+          </w:p>
+        </w:tc>
+      </w:tr>
+      <w:tr>
+        <w:trPr>
+          <w:tblHeader w:val="false"/>
+        </w:trPr>
+        <w:tc>
+          <w:tcPr>
+            <w:tcW w:type="dxa" w:w="2800"/>
+            <w:tcBorders>
+              <w:top w:val="single" w:color="E0E0DC" w:sz="1"/>
+              <w:left w:val="single" w:color="E0E0DC" w:sz="1"/>
+              <w:bottom w:val="single" w:color="E0E0DC" w:sz="1"/>
+              <w:right w:val="single" w:color="E0E0DC" w:sz="1"/>
+            </w:tcBorders>
+            <w:shd w:fill="F8F8F6" w:val="clear"/>
+            <w:tcMar>
+              <w:top w:type="dxa" w:w="80"/>
+              <w:left w:type="dxa" w:w="120"/>
+              <w:bottom w:type="dxa" w:w="80"/>
+              <w:right w:type="dxa" w:w="120"/>
+            </w:tcMar>
+          </w:tcPr>
+          <w:p>
+            <w:pPr>
+              <w:spacing w:before="0" w:after="0"/>
+            </w:pPr>
+            <w:r>
+              <w:rPr>
+                <w:rFonts w:ascii="Arial" w:cs="Arial" w:eastAsia="Arial" w:hAnsi="Arial"/>
+                <w:b/>
+                <w:bCs/>
+                <w:color w:val="111111"/>
+                <w:sz w:val="20"/>
+                <w:szCs w:val="20"/>
+              </w:rPr>
+              <w:t xml:space="preserve">Date Range</w:t>
+            </w:r>
+          </w:p>
+        </w:tc>
+        <w:tc>
+          <w:tcPr>
+            <w:tcW w:type="dxa" w:w="6560"/>
+            <w:tcBorders>
+              <w:top w:val="single" w:color="E0E0DC" w:sz="1"/>
+              <w:left w:val="single" w:color="E0E0DC" w:sz="1"/>
+              <w:bottom w:val="single" w:color="E0E0DC" w:sz="1"/>
+              <w:right w:val="single" w:color="E0E0DC" w:sz="1"/>
+            </w:tcBorders>
+            <w:shd w:fill="FFFFFF" w:val="clear"/>
+            <w:tcMar>
+              <w:top w:type="dxa" w:w="80"/>
+              <w:left w:type="dxa" w:w="120"/>
+              <w:bottom w:type="dxa" w:w="80"/>
+              <w:right w:type="dxa" w:w="120"/>
+            </w:tcMar>
+          </w:tcPr>
+          <w:p>
+            <w:pPr>
+              <w:spacing w:before="0" w:after="0"/>
+            </w:pPr>
+            <w:r>
+              <w:rPr>
+                <w:rFonts w:ascii="Arial" w:cs="Arial" w:eastAsia="Arial" w:hAnsi="Arial"/>
+                <w:color w:val="333333"/>
+                <w:sz w:val="20"/>
+                <w:szCs w:val="20"/>
+              </w:rPr>
+              <w:t xml:space="preserve">Last 3 Months · Last 6 Months · Last 12 Months · Last 2 Years · All Time</w:t>
+            </w:r>
+          </w:p>
+        </w:tc>
+      </w:tr>
+      <w:tr>
+        <w:trPr>
+          <w:tblHeader w:val="false"/>
+        </w:trPr>
+        <w:tc>
+          <w:tcPr>
+            <w:tcW w:type="dxa" w:w="2800"/>
+            <w:tcBorders>
+              <w:top w:val="single" w:color="E0E0DC" w:sz="1"/>
+              <w:left w:val="single" w:color="E0E0DC" w:sz="1"/>
+              <w:bottom w:val="single" w:color="E0E0DC" w:sz="1"/>
+              <w:right w:val="single" w:color="E0E0DC" w:sz="1"/>
+            </w:tcBorders>
+            <w:shd w:fill="F8F8F6" w:val="clear"/>
+            <w:tcMar>
+              <w:top w:type="dxa" w:w="80"/>
+              <w:left w:type="dxa" w:w="120"/>
+              <w:bottom w:type="dxa" w:w="80"/>
+              <w:right w:type="dxa" w:w="120"/>
+            </w:tcMar>
+          </w:tcPr>
+          <w:p>
+            <w:pPr>
+              <w:spacing w:before="0" w:after="0"/>
+            </w:pPr>
+            <w:r>
+              <w:rPr>
+                <w:rFonts w:ascii="Arial" w:cs="Arial" w:eastAsia="Arial" w:hAnsi="Arial"/>
+                <w:b/>
+                <w:bCs/>
+                <w:color w:val="111111"/>
+                <w:sz w:val="20"/>
+                <w:szCs w:val="20"/>
+              </w:rPr>
+              <w:t xml:space="preserve">Filter Category</w:t>
+            </w:r>
+          </w:p>
+        </w:tc>
+        <w:tc>
+          <w:tcPr>
+            <w:tcW w:type="dxa" w:w="6560"/>
+            <w:tcBorders>
+              <w:top w:val="single" w:color="E0E0DC" w:sz="1"/>
+              <w:left w:val="single" w:color="E0E0DC" w:sz="1"/>
+              <w:bottom w:val="single" w:color="E0E0DC" w:sz="1"/>
+              <w:right w:val="single" w:color="E0E0DC" w:sz="1"/>
+            </w:tcBorders>
+            <w:shd w:fill="FFFFFF" w:val="clear"/>
+            <w:tcMar>
+              <w:top w:type="dxa" w:w="80"/>
+              <w:left w:type="dxa" w:w="120"/>
+              <w:bottom w:type="dxa" w:w="80"/>
+              <w:right w:type="dxa" w:w="120"/>
+            </w:tcMar>
+          </w:tcPr>
+          <w:p>
+            <w:pPr>
+              <w:spacing w:before="0" w:after="0"/>
+            </w:pPr>
+            <w:r>
+              <w:rPr>
+                <w:rFonts w:ascii="Arial" w:cs="Arial" w:eastAsia="Arial" w:hAnsi="Arial"/>
+                <w:color w:val="333333"/>
+                <w:sz w:val="20"/>
+                <w:szCs w:val="20"/>
+              </w:rPr>
+              <w:t xml:space="preserve">Any category from your transaction data</w:t>
+            </w:r>
+          </w:p>
+        </w:tc>
+      </w:tr>
+      <w:tr>
+        <w:trPr>
+          <w:tblHeader w:val="false"/>
+        </w:trPr>
+        <w:tc>
+          <w:tcPr>
+            <w:tcW w:type="dxa" w:w="2800"/>
+            <w:tcBorders>
+              <w:top w:val="single" w:color="E0E0DC" w:sz="1"/>
+              <w:left w:val="single" w:color="E0E0DC" w:sz="1"/>
+              <w:bottom w:val="single" w:color="E0E0DC" w:sz="1"/>
+              <w:right w:val="single" w:color="E0E0DC" w:sz="1"/>
+            </w:tcBorders>
+            <w:shd w:fill="F8F8F6" w:val="clear"/>
+            <w:tcMar>
+              <w:top w:type="dxa" w:w="80"/>
+              <w:left w:type="dxa" w:w="120"/>
+              <w:bottom w:type="dxa" w:w="80"/>
+              <w:right w:type="dxa" w:w="120"/>
+            </w:tcMar>
+          </w:tcPr>
+          <w:p>
+            <w:pPr>
+              <w:spacing w:before="0" w:after="0"/>
+            </w:pPr>
+            <w:r>
+              <w:rPr>
+                <w:rFonts w:ascii="Arial" w:cs="Arial" w:eastAsia="Arial" w:hAnsi="Arial"/>
+                <w:b/>
+                <w:bCs/>
+                <w:color w:val="111111"/>
+                <w:sz w:val="20"/>
+                <w:szCs w:val="20"/>
+              </w:rPr>
+              <w:t xml:space="preserve">Filter Account</w:t>
+            </w:r>
+          </w:p>
+        </w:tc>
+        <w:tc>
+          <w:tcPr>
+            <w:tcW w:type="dxa" w:w="6560"/>
+            <w:tcBorders>
+              <w:top w:val="single" w:color="E0E0DC" w:sz="1"/>
+              <w:left w:val="single" w:color="E0E0DC" w:sz="1"/>
+              <w:bottom w:val="single" w:color="E0E0DC" w:sz="1"/>
+              <w:right w:val="single" w:color="E0E0DC" w:sz="1"/>
+            </w:tcBorders>
+            <w:shd w:fill="FFFFFF" w:val="clear"/>
+            <w:tcMar>
+              <w:top w:type="dxa" w:w="80"/>
+              <w:left w:type="dxa" w:w="120"/>
+              <w:bottom w:type="dxa" w:w="80"/>
+              <w:right w:type="dxa" w:w="120"/>
+            </w:tcMar>
+          </w:tcPr>
+          <w:p>
+            <w:pPr>
+              <w:spacing w:before="0" w:after="0"/>
+            </w:pPr>
+            <w:r>
+              <w:rPr>
+                <w:rFonts w:ascii="Arial" w:cs="Arial" w:eastAsia="Arial" w:hAnsi="Arial"/>
+                <w:color w:val="333333"/>
+                <w:sz w:val="20"/>
+                <w:szCs w:val="20"/>
+              </w:rPr>
+              <w:t xml:space="preserve">Any account from your transaction data</w:t>
+            </w:r>
+          </w:p>
+        </w:tc>
+      </w:tr>
+    </w:tbl>
+    <w:p>
+      <w:pPr>
+        <w:spacing w:before="120" w:after="0"/>
+      </w:pPr>
+    </w:p>
+    <w:p>
+      <w:pPr>
+        <w:spacing w:before="240" w:after="60"/>
+      </w:pPr>
+      <w:r>
+        <w:rPr>
+          <w:rFonts w:ascii="Arial" w:cs="Arial" w:eastAsia="Arial" w:hAnsi="Arial"/>
+          <w:b/>
+          <w:bCs/>
+          <w:color w:val="1E3A5F"/>
+          <w:sz w:val="28"/>
+          <w:szCs w:val="28"/>
+        </w:rPr>
+        <w:t xml:space="preserve">Chart Types</w:t>
+      </w:r>
+    </w:p>
+    <w:p>
+      <w:pPr>
+        <w:spacing w:before="0" w:after="120"/>
+      </w:pPr>
+      <w:r>
+        <w:rPr>
+          <w:rFonts w:ascii="Arial" w:cs="Arial" w:eastAsia="Arial" w:hAnsi="Arial"/>
+          <w:color w:val="333333"/>
+          <w:sz w:val="22"/>
+          <w:szCs w:val="22"/>
+        </w:rPr>
+        <w:t xml:space="preserve">Eight chart types are available via the icon buttons in the control bar. Click any icon to switch instantly.</w:t>
+      </w:r>
+    </w:p>
+    <w:p>
+      <w:pPr>
+        <w:spacing w:before="60" w:after="0"/>
+      </w:pPr>
+    </w:p>
+    <w:tbl>
+      <w:tblPr>
+        <w:tblW w:type="dxa" w:w="9360"/>
+        <w:tblBorders>
+          <w:top w:val="single" w:color="auto" w:sz="4"/>
+          <w:left w:val="single" w:color="auto" w:sz="4"/>
+          <w:bottom w:val="single" w:color="auto" w:sz="4"/>
+          <w:right w:val="single" w:color="auto" w:sz="4"/>
+          <w:insideH w:val="single" w:color="auto" w:sz="4"/>
+          <w:insideV w:val="single" w:color="auto" w:sz="4"/>
+        </w:tblBorders>
+      </w:tblPr>
+      <w:tblGrid>
+        <w:gridCol w:w="1800"/>
+        <w:gridCol w:w="1800"/>
+        <w:gridCol w:w="5760"/>
+      </w:tblGrid>
+      <w:tr>
+        <w:trPr>
+          <w:tblHeader/>
+        </w:trPr>
+        <w:tc>
+          <w:tcPr>
+            <w:tcW w:type="dxa" w:w="1800"/>
+            <w:tcBorders>
+              <w:top w:val="single" w:color="E0E0DC" w:sz="1"/>
+              <w:left w:val="single" w:color="E0E0DC" w:sz="1"/>
+              <w:bottom w:val="single" w:color="E0E0DC" w:sz="1"/>
+              <w:right w:val="single" w:color="E0E0DC" w:sz="1"/>
+            </w:tcBorders>
+            <w:shd w:fill="1E3A5F" w:val="clear"/>
+            <w:tcMar>
+              <w:top w:type="dxa" w:w="80"/>
+              <w:left w:type="dxa" w:w="120"/>
+              <w:bottom w:type="dxa" w:w="80"/>
+              <w:right w:type="dxa" w:w="120"/>
+            </w:tcMar>
+          </w:tcPr>
+          <w:p>
+            <w:pPr>
+              <w:spacing w:before="0" w:after="0"/>
+            </w:pPr>
+            <w:r>
+              <w:rPr>
+                <w:rFonts w:ascii="Arial" w:cs="Arial" w:eastAsia="Arial" w:hAnsi="Arial"/>
+                <w:b/>
+                <w:bCs/>
+                <w:color w:val="FFFFFF"/>
+                <w:sz w:val="20"/>
+                <w:szCs w:val="20"/>
+              </w:rPr>
+              <w:t xml:space="preserve">Icon</w:t>
+            </w:r>
+          </w:p>
+        </w:tc>
+        <w:tc>
+          <w:tcPr>
+            <w:tcW w:type="dxa" w:w="1800"/>
+            <w:tcBorders>
+              <w:top w:val="single" w:color="E0E0DC" w:sz="1"/>
+              <w:left w:val="single" w:color="E0E0DC" w:sz="1"/>
+              <w:bottom w:val="single" w:color="E0E0DC" w:sz="1"/>
+              <w:right w:val="single" w:color="E0E0DC" w:sz="1"/>
+            </w:tcBorders>
+            <w:shd w:fill="1E3A5F" w:val="clear"/>
+            <w:tcMar>
+              <w:top w:type="dxa" w:w="80"/>
+              <w:left w:type="dxa" w:w="120"/>
+              <w:bottom w:type="dxa" w:w="80"/>
+              <w:right w:type="dxa" w:w="120"/>
+            </w:tcMar>
+          </w:tcPr>
+          <w:p>
+            <w:pPr>
+              <w:spacing w:before="0" w:after="0"/>
+            </w:pPr>
+            <w:r>
+              <w:rPr>
+                <w:rFonts w:ascii="Arial" w:cs="Arial" w:eastAsia="Arial" w:hAnsi="Arial"/>
+                <w:color w:val="FFFFFF"/>
+                <w:sz w:val="20"/>
+                <w:szCs w:val="20"/>
+              </w:rPr>
+              <w:t xml:space="preserve">Chart Type</w:t>
+            </w:r>
+          </w:p>
+        </w:tc>
+      </w:tr>
+      <w:tr>
+        <w:trPr>
+          <w:tblHeader/>
+        </w:trPr>
+        <w:tc>
+          <w:tcPr>
+            <w:tcW w:type="dxa" w:w="1800"/>
+            <w:tcBorders>
+              <w:top w:val="single" w:color="E0E0DC" w:sz="1"/>
+              <w:left w:val="single" w:color="E0E0DC" w:sz="1"/>
+              <w:bottom w:val="single" w:color="E0E0DC" w:sz="1"/>
+              <w:right w:val="single" w:color="E0E0DC" w:sz="1"/>
+            </w:tcBorders>
+            <w:shd w:fill="1E3A5F" w:val="clear"/>
+            <w:tcMar>
+              <w:top w:type="dxa" w:w="80"/>
+              <w:left w:type="dxa" w:w="120"/>
+              <w:bottom w:type="dxa" w:w="80"/>
+              <w:right w:type="dxa" w:w="120"/>
+            </w:tcMar>
+          </w:tcPr>
+          <w:p>
+            <w:pPr>
+              <w:spacing w:before="0" w:after="0"/>
+            </w:pPr>
+            <w:r>
+              <w:rPr>
+                <w:rFonts w:ascii="Arial" w:cs="Arial" w:eastAsia="Arial" w:hAnsi="Arial"/>
+                <w:b/>
+                <w:bCs/>
+                <w:color w:val="FFFFFF"/>
+                <w:sz w:val="20"/>
+                <w:szCs w:val="20"/>
+              </w:rPr>
+              <w:t xml:space="preserve">▬</w:t>
+            </w:r>
+          </w:p>
+        </w:tc>
+        <w:tc>
+          <w:tcPr>
+            <w:tcW w:type="dxa" w:w="1800"/>
+            <w:tcBorders>
+              <w:top w:val="single" w:color="E0E0DC" w:sz="1"/>
+              <w:left w:val="single" w:color="E0E0DC" w:sz="1"/>
+              <w:bottom w:val="single" w:color="E0E0DC" w:sz="1"/>
+              <w:right w:val="single" w:color="E0E0DC" w:sz="1"/>
+            </w:tcBorders>
+            <w:shd w:fill="1E3A5F" w:val="clear"/>
+            <w:tcMar>
+              <w:top w:type="dxa" w:w="80"/>
+              <w:left w:type="dxa" w:w="120"/>
+              <w:bottom w:type="dxa" w:w="80"/>
+              <w:right w:type="dxa" w:w="120"/>
+            </w:tcMar>
+          </w:tcPr>
+          <w:p>
+            <w:pPr>
+              <w:spacing w:before="0" w:after="0"/>
+            </w:pPr>
+            <w:r>
+              <w:rPr>
+                <w:rFonts w:ascii="Arial" w:cs="Arial" w:eastAsia="Arial" w:hAnsi="Arial"/>
+                <w:color w:val="FFFFFF"/>
+                <w:sz w:val="20"/>
+                <w:szCs w:val="20"/>
+              </w:rPr>
+              <w:t xml:space="preserve">Bar (vertical)</w:t>
+            </w:r>
+          </w:p>
+        </w:tc>
+      </w:tr>
+      <w:tr>
+        <w:trPr>
+          <w:tblHeader/>
+        </w:trPr>
+        <w:tc>
+          <w:tcPr>
+            <w:tcW w:type="dxa" w:w="1800"/>
+            <w:tcBorders>
+              <w:top w:val="single" w:color="E0E0DC" w:sz="1"/>
+              <w:left w:val="single" w:color="E0E0DC" w:sz="1"/>
+              <w:bottom w:val="single" w:color="E0E0DC" w:sz="1"/>
+              <w:right w:val="single" w:color="E0E0DC" w:sz="1"/>
+            </w:tcBorders>
+            <w:shd w:fill="1E3A5F" w:val="clear"/>
+            <w:tcMar>
+              <w:top w:type="dxa" w:w="80"/>
+              <w:left w:type="dxa" w:w="120"/>
+              <w:bottom w:type="dxa" w:w="80"/>
+              <w:right w:type="dxa" w:w="120"/>
+            </w:tcMar>
+          </w:tcPr>
+          <w:p>
+            <w:pPr>
+              <w:spacing w:before="0" w:after="0"/>
+            </w:pPr>
+            <w:r>
+              <w:rPr>
+                <w:rFonts w:ascii="Arial" w:cs="Arial" w:eastAsia="Arial" w:hAnsi="Arial"/>
+                <w:b/>
+                <w:bCs/>
+                <w:color w:val="FFFFFF"/>
+                <w:sz w:val="20"/>
+                <w:szCs w:val="20"/>
+              </w:rPr>
+              <w:t xml:space="preserve">▮</w:t>
+            </w:r>
+          </w:p>
+        </w:tc>
+        <w:tc>
+          <w:tcPr>
+            <w:tcW w:type="dxa" w:w="1800"/>
+            <w:tcBorders>
+              <w:top w:val="single" w:color="E0E0DC" w:sz="1"/>
+              <w:left w:val="single" w:color="E0E0DC" w:sz="1"/>
+              <w:bottom w:val="single" w:color="E0E0DC" w:sz="1"/>
+              <w:right w:val="single" w:color="E0E0DC" w:sz="1"/>
+            </w:tcBorders>
+            <w:shd w:fill="1E3A5F" w:val="clear"/>
+            <w:tcMar>
+              <w:top w:type="dxa" w:w="80"/>
+              <w:left w:type="dxa" w:w="120"/>
+              <w:bottom w:type="dxa" w:w="80"/>
+              <w:right w:type="dxa" w:w="120"/>
+            </w:tcMar>
+          </w:tcPr>
+          <w:p>
+            <w:pPr>
+              <w:spacing w:before="0" w:after="0"/>
+            </w:pPr>
+            <w:r>
+              <w:rPr>
+                <w:rFonts w:ascii="Arial" w:cs="Arial" w:eastAsia="Arial" w:hAnsi="Arial"/>
+                <w:color w:val="FFFFFF"/>
+                <w:sz w:val="20"/>
+                <w:szCs w:val="20"/>
+              </w:rPr>
+              <w:t xml:space="preserve">Horizontal Bar</w:t>
+            </w:r>
+          </w:p>
+        </w:tc>
+      </w:tr>
+      <w:tr>
+        <w:trPr>
+          <w:tblHeader/>
+        </w:trPr>
+        <w:tc>
+          <w:tcPr>
+            <w:tcW w:type="dxa" w:w="1800"/>
+            <w:tcBorders>
+              <w:top w:val="single" w:color="E0E0DC" w:sz="1"/>
+              <w:left w:val="single" w:color="E0E0DC" w:sz="1"/>
+              <w:bottom w:val="single" w:color="E0E0DC" w:sz="1"/>
+              <w:right w:val="single" w:color="E0E0DC" w:sz="1"/>
+            </w:tcBorders>
+            <w:shd w:fill="1E3A5F" w:val="clear"/>
+            <w:tcMar>
+              <w:top w:type="dxa" w:w="80"/>
+              <w:left w:type="dxa" w:w="120"/>
+              <w:bottom w:type="dxa" w:w="80"/>
+              <w:right w:type="dxa" w:w="120"/>
+            </w:tcMar>
+          </w:tcPr>
+          <w:p>
+            <w:pPr>
+              <w:spacing w:before="0" w:after="0"/>
+            </w:pPr>
+            <w:r>
+              <w:rPr>
+                <w:rFonts w:ascii="Arial" w:cs="Arial" w:eastAsia="Arial" w:hAnsi="Arial"/>
+                <w:b/>
+                <w:bCs/>
+                <w:color w:val="FFFFFF"/>
+                <w:sz w:val="20"/>
+                <w:szCs w:val="20"/>
+              </w:rPr>
+              <w:t xml:space="preserve">⟋</w:t>
+            </w:r>
+          </w:p>
+        </w:tc>
+        <w:tc>
+          <w:tcPr>
+            <w:tcW w:type="dxa" w:w="1800"/>
+            <w:tcBorders>
+              <w:top w:val="single" w:color="E0E0DC" w:sz="1"/>
+              <w:left w:val="single" w:color="E0E0DC" w:sz="1"/>
+              <w:bottom w:val="single" w:color="E0E0DC" w:sz="1"/>
+              <w:right w:val="single" w:color="E0E0DC" w:sz="1"/>
+            </w:tcBorders>
+            <w:shd w:fill="1E3A5F" w:val="clear"/>
+            <w:tcMar>
+              <w:top w:type="dxa" w:w="80"/>
+              <w:left w:type="dxa" w:w="120"/>
+              <w:bottom w:type="dxa" w:w="80"/>
+              <w:right w:type="dxa" w:w="120"/>
+            </w:tcMar>
+          </w:tcPr>
+          <w:p>
+            <w:pPr>
+              <w:spacing w:before="0" w:after="0"/>
+            </w:pPr>
+            <w:r>
+              <w:rPr>
+                <w:rFonts w:ascii="Arial" w:cs="Arial" w:eastAsia="Arial" w:hAnsi="Arial"/>
+                <w:color w:val="FFFFFF"/>
+                <w:sz w:val="20"/>
+                <w:szCs w:val="20"/>
+              </w:rPr>
+              <w:t xml:space="preserve">Line</w:t>
+            </w:r>
+          </w:p>
+        </w:tc>
+      </w:tr>
+      <w:tr>
+        <w:trPr>
+          <w:tblHeader/>
+        </w:trPr>
+        <w:tc>
+          <w:tcPr>
+            <w:tcW w:type="dxa" w:w="1800"/>
+            <w:tcBorders>
+              <w:top w:val="single" w:color="E0E0DC" w:sz="1"/>
+              <w:left w:val="single" w:color="E0E0DC" w:sz="1"/>
+              <w:bottom w:val="single" w:color="E0E0DC" w:sz="1"/>
+              <w:right w:val="single" w:color="E0E0DC" w:sz="1"/>
+            </w:tcBorders>
+            <w:shd w:fill="1E3A5F" w:val="clear"/>
+            <w:tcMar>
+              <w:top w:type="dxa" w:w="80"/>
+              <w:left w:type="dxa" w:w="120"/>
+              <w:bottom w:type="dxa" w:w="80"/>
+              <w:right w:type="dxa" w:w="120"/>
+            </w:tcMar>
+          </w:tcPr>
+          <w:p>
+            <w:pPr>
+              <w:spacing w:before="0" w:after="0"/>
+            </w:pPr>
+            <w:r>
+              <w:rPr>
+                <w:rFonts w:ascii="Arial" w:cs="Arial" w:eastAsia="Arial" w:hAnsi="Arial"/>
+                <w:b/>
+                <w:bCs/>
+                <w:color w:val="FFFFFF"/>
+                <w:sz w:val="20"/>
+                <w:szCs w:val="20"/>
+              </w:rPr>
+              <w:t xml:space="preserve">◿</w:t>
+            </w:r>
+          </w:p>
+        </w:tc>
+        <w:tc>
+          <w:tcPr>
+            <w:tcW w:type="dxa" w:w="1800"/>
+            <w:tcBorders>
+              <w:top w:val="single" w:color="E0E0DC" w:sz="1"/>
+              <w:left w:val="single" w:color="E0E0DC" w:sz="1"/>
+              <w:bottom w:val="single" w:color="E0E0DC" w:sz="1"/>
+              <w:right w:val="single" w:color="E0E0DC" w:sz="1"/>
+            </w:tcBorders>
+            <w:shd w:fill="1E3A5F" w:val="clear"/>
+            <w:tcMar>
+              <w:top w:type="dxa" w:w="80"/>
+              <w:left w:type="dxa" w:w="120"/>
+              <w:bottom w:type="dxa" w:w="80"/>
+              <w:right w:type="dxa" w:w="120"/>
+            </w:tcMar>
+          </w:tcPr>
+          <w:p>
+            <w:pPr>
+              <w:spacing w:before="0" w:after="0"/>
+            </w:pPr>
+            <w:r>
+              <w:rPr>
+                <w:rFonts w:ascii="Arial" w:cs="Arial" w:eastAsia="Arial" w:hAnsi="Arial"/>
+                <w:color w:val="FFFFFF"/>
+                <w:sz w:val="20"/>
+                <w:szCs w:val="20"/>
+              </w:rPr>
+              <w:t xml:space="preserve">Area</w:t>
+            </w:r>
+          </w:p>
+        </w:tc>
+      </w:tr>
+      <w:tr>
+        <w:trPr>
+          <w:tblHeader/>
+        </w:trPr>
+        <w:tc>
+          <w:tcPr>
+            <w:tcW w:type="dxa" w:w="1800"/>
+            <w:tcBorders>
+              <w:top w:val="single" w:color="E0E0DC" w:sz="1"/>
+              <w:left w:val="single" w:color="E0E0DC" w:sz="1"/>
+              <w:bottom w:val="single" w:color="E0E0DC" w:sz="1"/>
+              <w:right w:val="single" w:color="E0E0DC" w:sz="1"/>
+            </w:tcBorders>
+            <w:shd w:fill="1E3A5F" w:val="clear"/>
+            <w:tcMar>
+              <w:top w:type="dxa" w:w="80"/>
+              <w:left w:type="dxa" w:w="120"/>
+              <w:bottom w:type="dxa" w:w="80"/>
+              <w:right w:type="dxa" w:w="120"/>
+            </w:tcMar>
+          </w:tcPr>
+          <w:p>
+            <w:pPr>
+              <w:spacing w:before="0" w:after="0"/>
+            </w:pPr>
+            <w:r>
+              <w:rPr>
+                <w:rFonts w:ascii="Arial" w:cs="Arial" w:eastAsia="Arial" w:hAnsi="Arial"/>
+                <w:b/>
+                <w:bCs/>
+                <w:color w:val="FFFFFF"/>
+                <w:sz w:val="20"/>
+                <w:szCs w:val="20"/>
+              </w:rPr>
+              <w:t xml:space="preserve">◎</w:t>
+            </w:r>
+          </w:p>
+        </w:tc>
+        <w:tc>
+          <w:tcPr>
+            <w:tcW w:type="dxa" w:w="1800"/>
+            <w:tcBorders>
+              <w:top w:val="single" w:color="E0E0DC" w:sz="1"/>
+              <w:left w:val="single" w:color="E0E0DC" w:sz="1"/>
+              <w:bottom w:val="single" w:color="E0E0DC" w:sz="1"/>
+              <w:right w:val="single" w:color="E0E0DC" w:sz="1"/>
+            </w:tcBorders>
+            <w:shd w:fill="1E3A5F" w:val="clear"/>
+            <w:tcMar>
+              <w:top w:type="dxa" w:w="80"/>
+              <w:left w:type="dxa" w:w="120"/>
+              <w:bottom w:type="dxa" w:w="80"/>
+              <w:right w:type="dxa" w:w="120"/>
+            </w:tcMar>
+          </w:tcPr>
+          <w:p>
+            <w:pPr>
+              <w:spacing w:before="0" w:after="0"/>
+            </w:pPr>
+            <w:r>
+              <w:rPr>
+                <w:rFonts w:ascii="Arial" w:cs="Arial" w:eastAsia="Arial" w:hAnsi="Arial"/>
+                <w:color w:val="FFFFFF"/>
+                <w:sz w:val="20"/>
+                <w:szCs w:val="20"/>
+              </w:rPr>
+              <w:t xml:space="preserve">Donut</w:t>
+            </w:r>
+          </w:p>
+        </w:tc>
+      </w:tr>
+      <w:tr>
+        <w:trPr>
+          <w:tblHeader/>
+        </w:trPr>
+        <w:tc>
+          <w:tcPr>
+            <w:tcW w:type="dxa" w:w="1800"/>
+            <w:tcBorders>
+              <w:top w:val="single" w:color="E0E0DC" w:sz="1"/>
+              <w:left w:val="single" w:color="E0E0DC" w:sz="1"/>
+              <w:bottom w:val="single" w:color="E0E0DC" w:sz="1"/>
+              <w:right w:val="single" w:color="E0E0DC" w:sz="1"/>
+            </w:tcBorders>
+            <w:shd w:fill="1E3A5F" w:val="clear"/>
+            <w:tcMar>
+              <w:top w:type="dxa" w:w="80"/>
+              <w:left w:type="dxa" w:w="120"/>
+              <w:bottom w:type="dxa" w:w="80"/>
+              <w:right w:type="dxa" w:w="120"/>
+            </w:tcMar>
+          </w:tcPr>
+          <w:p>
+            <w:pPr>
+              <w:spacing w:before="0" w:after="0"/>
+            </w:pPr>
+            <w:r>
+              <w:rPr>
+                <w:rFonts w:ascii="Arial" w:cs="Arial" w:eastAsia="Arial" w:hAnsi="Arial"/>
+                <w:b/>
+                <w:bCs/>
+                <w:color w:val="FFFFFF"/>
+                <w:sz w:val="20"/>
+                <w:szCs w:val="20"/>
+              </w:rPr>
+              <w:t xml:space="preserve">⁙</w:t>
+            </w:r>
+          </w:p>
+        </w:tc>
+        <w:tc>
+          <w:tcPr>
+            <w:tcW w:type="dxa" w:w="1800"/>
+            <w:tcBorders>
+              <w:top w:val="single" w:color="E0E0DC" w:sz="1"/>
+              <w:left w:val="single" w:color="E0E0DC" w:sz="1"/>
+              <w:bottom w:val="single" w:color="E0E0DC" w:sz="1"/>
+              <w:right w:val="single" w:color="E0E0DC" w:sz="1"/>
+            </w:tcBorders>
+            <w:shd w:fill="1E3A5F" w:val="clear"/>
+            <w:tcMar>
+              <w:top w:type="dxa" w:w="80"/>
+              <w:left w:type="dxa" w:w="120"/>
+              <w:bottom w:type="dxa" w:w="80"/>
+              <w:right w:type="dxa" w:w="120"/>
+            </w:tcMar>
+          </w:tcPr>
+          <w:p>
+            <w:pPr>
+              <w:spacing w:before="0" w:after="0"/>
+            </w:pPr>
+            <w:r>
+              <w:rPr>
+                <w:rFonts w:ascii="Arial" w:cs="Arial" w:eastAsia="Arial" w:hAnsi="Arial"/>
+                <w:color w:val="FFFFFF"/>
+                <w:sz w:val="20"/>
+                <w:szCs w:val="20"/>
+              </w:rPr>
+              <w:t xml:space="preserve">Scatter</w:t>
+            </w:r>
+          </w:p>
+        </w:tc>
+      </w:tr>
+      <w:tr>
+        <w:trPr>
+          <w:tblHeader/>
+        </w:trPr>
+        <w:tc>
+          <w:tcPr>
+            <w:tcW w:type="dxa" w:w="1800"/>
+            <w:tcBorders>
+              <w:top w:val="single" w:color="E0E0DC" w:sz="1"/>
+              <w:left w:val="single" w:color="E0E0DC" w:sz="1"/>
+              <w:bottom w:val="single" w:color="E0E0DC" w:sz="1"/>
+              <w:right w:val="single" w:color="E0E0DC" w:sz="1"/>
+            </w:tcBorders>
+            <w:shd w:fill="1E3A5F" w:val="clear"/>
+            <w:tcMar>
+              <w:top w:type="dxa" w:w="80"/>
+              <w:left w:type="dxa" w:w="120"/>
+              <w:bottom w:type="dxa" w:w="80"/>
+              <w:right w:type="dxa" w:w="120"/>
+            </w:tcMar>
+          </w:tcPr>
+          <w:p>
+            <w:pPr>
+              <w:spacing w:before="0" w:after="0"/>
+            </w:pPr>
+            <w:r>
+              <w:rPr>
+                <w:rFonts w:ascii="Arial" w:cs="Arial" w:eastAsia="Arial" w:hAnsi="Arial"/>
+                <w:b/>
+                <w:bCs/>
+                <w:color w:val="FFFFFF"/>
+                <w:sz w:val="20"/>
+                <w:szCs w:val="20"/>
+              </w:rPr>
+              <w:t xml:space="preserve">⬦</w:t>
+            </w:r>
+          </w:p>
+        </w:tc>
+        <w:tc>
+          <w:tcPr>
+            <w:tcW w:type="dxa" w:w="1800"/>
+            <w:tcBorders>
+              <w:top w:val="single" w:color="E0E0DC" w:sz="1"/>
+              <w:left w:val="single" w:color="E0E0DC" w:sz="1"/>
+              <w:bottom w:val="single" w:color="E0E0DC" w:sz="1"/>
+              <w:right w:val="single" w:color="E0E0DC" w:sz="1"/>
+            </w:tcBorders>
+            <w:shd w:fill="1E3A5F" w:val="clear"/>
+            <w:tcMar>
+              <w:top w:type="dxa" w:w="80"/>
+              <w:left w:type="dxa" w:w="120"/>
+              <w:bottom w:type="dxa" w:w="80"/>
+              <w:right w:type="dxa" w:w="120"/>
+            </w:tcMar>
+          </w:tcPr>
+          <w:p>
+            <w:pPr>
+              <w:spacing w:before="0" w:after="0"/>
+            </w:pPr>
+            <w:r>
+              <w:rPr>
+                <w:rFonts w:ascii="Arial" w:cs="Arial" w:eastAsia="Arial" w:hAnsi="Arial"/>
+                <w:color w:val="FFFFFF"/>
+                <w:sz w:val="20"/>
+                <w:szCs w:val="20"/>
+              </w:rPr>
+              <w:t xml:space="preserve">Waterfall</w:t>
+            </w:r>
+          </w:p>
+        </w:tc>
+      </w:tr>
+      <w:tr>
+        <w:trPr>
+          <w:tblHeader/>
+        </w:trPr>
+        <w:tc>
+          <w:tcPr>
+            <w:tcW w:type="dxa" w:w="1800"/>
+            <w:tcBorders>
+              <w:top w:val="single" w:color="E0E0DC" w:sz="1"/>
+              <w:left w:val="single" w:color="E0E0DC" w:sz="1"/>
+              <w:bottom w:val="single" w:color="E0E0DC" w:sz="1"/>
+              <w:right w:val="single" w:color="E0E0DC" w:sz="1"/>
+            </w:tcBorders>
+            <w:shd w:fill="1E3A5F" w:val="clear"/>
+            <w:tcMar>
+              <w:top w:type="dxa" w:w="80"/>
+              <w:left w:type="dxa" w:w="120"/>
+              <w:bottom w:type="dxa" w:w="80"/>
+              <w:right w:type="dxa" w:w="120"/>
+            </w:tcMar>
+          </w:tcPr>
+          <w:p>
+            <w:pPr>
+              <w:spacing w:before="0" w:after="0"/>
+            </w:pPr>
+            <w:r>
+              <w:rPr>
+                <w:rFonts w:ascii="Arial" w:cs="Arial" w:eastAsia="Arial" w:hAnsi="Arial"/>
+                <w:b/>
+                <w:bCs/>
+                <w:color w:val="FFFFFF"/>
+                <w:sz w:val="20"/>
+                <w:szCs w:val="20"/>
+              </w:rPr>
+              <w:t xml:space="preserve">⊞</w:t>
+            </w:r>
+          </w:p>
+        </w:tc>
+        <w:tc>
+          <w:tcPr>
+            <w:tcW w:type="dxa" w:w="1800"/>
+            <w:tcBorders>
+              <w:top w:val="single" w:color="E0E0DC" w:sz="1"/>
+              <w:left w:val="single" w:color="E0E0DC" w:sz="1"/>
+              <w:bottom w:val="single" w:color="E0E0DC" w:sz="1"/>
+              <w:right w:val="single" w:color="E0E0DC" w:sz="1"/>
+            </w:tcBorders>
+            <w:shd w:fill="1E3A5F" w:val="clear"/>
+            <w:tcMar>
+              <w:top w:type="dxa" w:w="80"/>
+              <w:left w:type="dxa" w:w="120"/>
+              <w:bottom w:type="dxa" w:w="80"/>
+              <w:right w:type="dxa" w:w="120"/>
+            </w:tcMar>
+          </w:tcPr>
+          <w:p>
+            <w:pPr>
+              <w:spacing w:before="0" w:after="0"/>
+            </w:pPr>
+            <w:r>
+              <w:rPr>
+                <w:rFonts w:ascii="Arial" w:cs="Arial" w:eastAsia="Arial" w:hAnsi="Arial"/>
+                <w:color w:val="FFFFFF"/>
+                <w:sz w:val="20"/>
+                <w:szCs w:val="20"/>
+              </w:rPr>
+              <w:t xml:space="preserve">Heatmap</w:t>
+            </w:r>
+          </w:p>
+        </w:tc>
+      </w:tr>
+    </w:tbl>
+    <w:p>
+      <w:pPr>
+        <w:spacing w:before="120" w:after="0"/>
+      </w:pPr>
+    </w:p>
+    <w:p>
+      <w:pPr>
+        <w:spacing w:before="240" w:after="60"/>
+      </w:pPr>
+      <w:r>
+        <w:rPr>
+          <w:rFonts w:ascii="Arial" w:cs="Arial" w:eastAsia="Arial" w:hAnsi="Arial"/>
+          <w:b/>
+          <w:bCs/>
+          <w:color w:val="1E3A5F"/>
+          <w:sz w:val="28"/>
+          <w:szCs w:val="28"/>
+        </w:rPr>
+        <w:t xml:space="preserve">KPI Insight Cards</w:t>
+      </w:r>
+    </w:p>
+    <w:p>
+      <w:pPr>
+        <w:spacing w:before="0" w:after="120"/>
+      </w:pPr>
+      <w:r>
+        <w:rPr>
+          <w:rFonts w:ascii="Arial" w:cs="Arial" w:eastAsia="Arial" w:hAnsi="Arial"/>
+          <w:color w:val="333333"/>
+          <w:sz w:val="22"/>
+          <w:szCs w:val="22"/>
+        </w:rPr>
+        <w:t xml:space="preserve">Three automatically computed cards appear above the main chart: Total (sum of all values in the current view), Average (per period), and Highest or Best (top performer with its label). These update with every control change.</w:t>
+      </w:r>
+    </w:p>
+    <w:p>
+      <w:pPr>
+        <w:spacing w:before="120" w:after="0"/>
+      </w:pPr>
+    </w:p>
+    <w:p>
+      <w:pPr>
+        <w:spacing w:before="240" w:after="60"/>
+      </w:pPr>
+      <w:r>
+        <w:rPr>
+          <w:rFonts w:ascii="Arial" w:cs="Arial" w:eastAsia="Arial" w:hAnsi="Arial"/>
+          <w:b/>
+          <w:bCs/>
+          <w:color w:val="1E3A5F"/>
+          <w:sz w:val="28"/>
+          <w:szCs w:val="28"/>
+        </w:rPr>
+        <w:t xml:space="preserve">Secondary Charts</w:t>
+      </w:r>
+    </w:p>
+    <w:p>
+      <w:pPr>
+        <w:spacing w:before="0" w:after="120"/>
+      </w:pPr>
+      <w:r>
+        <w:rPr>
+          <w:rFonts w:ascii="Arial" w:cs="Arial" w:eastAsia="Arial" w:hAnsi="Arial"/>
+          <w:color w:val="333333"/>
+          <w:sz w:val="22"/>
+          <w:szCs w:val="22"/>
+        </w:rPr>
+        <w:t xml:space="preserve">Four mini charts render below the main chart, always showing the full dataset regardless of filters:</w:t>
+      </w:r>
+    </w:p>
+    <w:p>
+      <w:pPr>
+        <w:spacing w:before="60" w:after="0"/>
+      </w:pPr>
+    </w:p>
+    <w:p>
+      <w:pPr>
+        <w:pStyle w:val="ListParagraph"/>
+        <w:numPr>
+          <w:ilvl w:val="0"/>
+          <w:numId w:val="2"/>
+        </w:numPr>
+        <w:spacing w:before="0" w:after="100"/>
+      </w:pPr>
+      <w:r>
+        <w:rPr>
+          <w:rFonts w:ascii="Arial" w:cs="Arial" w:eastAsia="Arial" w:hAnsi="Arial"/>
+          <w:b/>
+          <w:bCs/>
+          <w:color w:val="111111"/>
+          <w:sz w:val="22"/>
+          <w:szCs w:val="22"/>
+        </w:rPr>
+        <w:t xml:space="preserve">Spending vs Income</w:t>
+      </w:r>
+      <w:r>
+        <w:rPr>
+          <w:rFonts w:ascii="Arial" w:cs="Arial" w:eastAsia="Arial" w:hAnsi="Arial"/>
+          <w:color w:val="333333"/>
+          <w:sz w:val="22"/>
+          <w:szCs w:val="22"/>
+        </w:rPr>
+        <w:t xml:space="preserve"> — 12 months of income and spending as a stacked bar chart.</w:t>
+      </w:r>
+    </w:p>
+    <w:p>
+      <w:pPr>
+        <w:pStyle w:val="ListParagraph"/>
+        <w:numPr>
+          <w:ilvl w:val="0"/>
+          <w:numId w:val="2"/>
+        </w:numPr>
+        <w:spacing w:before="0" w:after="100"/>
+      </w:pPr>
+      <w:r>
+        <w:rPr>
+          <w:rFonts w:ascii="Arial" w:cs="Arial" w:eastAsia="Arial" w:hAnsi="Arial"/>
+          <w:b/>
+          <w:bCs/>
+          <w:color w:val="111111"/>
+          <w:sz w:val="22"/>
+          <w:szCs w:val="22"/>
+        </w:rPr>
+        <w:t xml:space="preserve">Top 8 Categories</w:t>
+      </w:r>
+      <w:r>
+        <w:rPr>
+          <w:rFonts w:ascii="Arial" w:cs="Arial" w:eastAsia="Arial" w:hAnsi="Arial"/>
+          <w:color w:val="333333"/>
+          <w:sz w:val="22"/>
+          <w:szCs w:val="22"/>
+        </w:rPr>
+        <w:t xml:space="preserve"> — Donut chart of your highest-spend categories.</w:t>
+      </w:r>
+    </w:p>
+    <w:p>
+      <w:pPr>
+        <w:pStyle w:val="ListParagraph"/>
+        <w:numPr>
+          <w:ilvl w:val="0"/>
+          <w:numId w:val="2"/>
+        </w:numPr>
+        <w:spacing w:before="0" w:after="100"/>
+      </w:pPr>
+      <w:r>
+        <w:rPr>
+          <w:rFonts w:ascii="Arial" w:cs="Arial" w:eastAsia="Arial" w:hAnsi="Arial"/>
+          <w:b/>
+          <w:bCs/>
+          <w:color w:val="111111"/>
+          <w:sz w:val="22"/>
+          <w:szCs w:val="22"/>
+        </w:rPr>
+        <w:t xml:space="preserve">Avg Spending by Day of Week</w:t>
+      </w:r>
+      <w:r>
+        <w:rPr>
+          <w:rFonts w:ascii="Arial" w:cs="Arial" w:eastAsia="Arial" w:hAnsi="Arial"/>
+          <w:color w:val="333333"/>
+          <w:sz w:val="22"/>
+          <w:szCs w:val="22"/>
+        </w:rPr>
+        <w:t xml:space="preserve"> — Bar chart showing which days you spend most.</w:t>
+      </w:r>
+    </w:p>
+    <w:p>
+      <w:pPr>
+        <w:pStyle w:val="ListParagraph"/>
+        <w:numPr>
+          <w:ilvl w:val="0"/>
+          <w:numId w:val="2"/>
+        </w:numPr>
+        <w:spacing w:before="0" w:after="100"/>
+      </w:pPr>
+      <w:r>
+        <w:rPr>
+          <w:rFonts w:ascii="Arial" w:cs="Arial" w:eastAsia="Arial" w:hAnsi="Arial"/>
+          <w:b/>
+          <w:bCs/>
+          <w:color w:val="111111"/>
+          <w:sz w:val="22"/>
+          <w:szCs w:val="22"/>
+        </w:rPr>
+        <w:t xml:space="preserve">Spending by Person</w:t>
+      </w:r>
+      <w:r>
+        <w:rPr>
+          <w:rFonts w:ascii="Arial" w:cs="Arial" w:eastAsia="Arial" w:hAnsi="Arial"/>
+          <w:color w:val="333333"/>
+          <w:sz w:val="22"/>
+          <w:szCs w:val="22"/>
+        </w:rPr>
+        <w:t xml:space="preserve"> — Stacked bar combining Quicken account owners and detail file purchaser attribution.</w:t>
+      </w:r>
+    </w:p>
+    <w:p>
+      <w:pPr>
+        <w:spacing w:before="120" w:after="0"/>
+      </w:pPr>
+    </w:p>
+    <w:p>
+      <w:pPr>
+        <w:spacing w:before="240" w:after="60"/>
+      </w:pPr>
+      <w:r>
+        <w:rPr>
+          <w:rFonts w:ascii="Arial" w:cs="Arial" w:eastAsia="Arial" w:hAnsi="Arial"/>
+          <w:b/>
+          <w:bCs/>
+          <w:color w:val="1E3A5F"/>
+          <w:sz w:val="28"/>
+          <w:szCs w:val="28"/>
+        </w:rPr>
+        <w:t xml:space="preserve">Data Table</w:t>
+      </w:r>
+    </w:p>
+    <w:p>
+      <w:pPr>
+        <w:spacing w:before="0" w:after="120"/>
+      </w:pPr>
+      <w:r>
+        <w:rPr>
+          <w:rFonts w:ascii="Arial" w:cs="Arial" w:eastAsia="Arial" w:hAnsi="Arial"/>
+          <w:color w:val="333333"/>
+          <w:sz w:val="22"/>
+          <w:szCs w:val="22"/>
+        </w:rPr>
+        <w:t xml:space="preserve">Click the ⊞ Data button to reveal a ranked table showing every row in the current chart: label, value, share percentage, and an inline bar. Click again to close. The table title shows the row count and sort order.</w:t>
+      </w:r>
+    </w:p>
+    <w:p>
+      <w:pPr>
+        <w:spacing w:before="120" w:after="0"/>
+      </w:pPr>
+    </w:p>
+    <w:p>
+      <w:pPr>
+        <w:spacing w:before="240" w:after="60"/>
+      </w:pPr>
+      <w:r>
+        <w:rPr>
+          <w:rFonts w:ascii="Arial" w:cs="Arial" w:eastAsia="Arial" w:hAnsi="Arial"/>
+          <w:b/>
+          <w:bCs/>
+          <w:color w:val="1E3A5F"/>
+          <w:sz w:val="28"/>
+          <w:szCs w:val="28"/>
+        </w:rPr>
+        <w:t xml:space="preserve">Export</w:t>
+      </w:r>
+    </w:p>
+    <w:p>
+      <w:pPr>
+        <w:spacing w:before="0" w:after="120"/>
+      </w:pPr>
+      <w:r>
+        <w:rPr>
+          <w:rFonts w:ascii="Arial" w:cs="Arial" w:eastAsia="Arial" w:hAnsi="Arial"/>
+          <w:color w:val="333333"/>
+          <w:sz w:val="22"/>
+          <w:szCs w:val="22"/>
+        </w:rPr>
+        <w:t xml:space="preserve">Click ↓ PNG to save the main chart as a PNG image file. The file is named forge-analytics.png.</w:t>
+      </w:r>
+    </w:p>
+    <w:p>
+      <w:pPr>
+        <w:spacing w:before="200" w:after="0"/>
+      </w:pPr>
+    </w:p>
+    <w:p>
+      <w:pPr>
+        <w:spacing w:before="300" w:after="80"/>
+      </w:pPr>
+      <w:r>
+        <w:rPr>
+          <w:rFonts w:ascii="Arial" w:cs="Arial" w:eastAsia="Arial" w:hAnsi="Arial"/>
+          <w:b/>
+          <w:bCs/>
+          <w:color w:val="111111"/>
+          <w:sz w:val="40"/>
+          <w:szCs w:val="40"/>
+        </w:rPr>
+        <w:t xml:space="preserve">Chapter 6  —  Detail Lens</w:t>
+      </w:r>
+    </w:p>
+    <w:p>
+      <w:pPr>
+        <w:pBdr>
+          <w:bottom w:val="single" w:color="F5A800" w:sz="6" w:space="2"/>
+        </w:pBdr>
+        <w:spacing w:before="80" w:after="80"/>
+      </w:pPr>
+    </w:p>
+    <w:p>
+      <w:pPr>
+        <w:spacing w:before="80" w:after="0"/>
+      </w:pPr>
+    </w:p>
+    <w:p>
+      <w:pPr>
+        <w:spacing w:before="240" w:after="60"/>
+      </w:pPr>
+      <w:r>
+        <w:rPr>
+          <w:rFonts w:ascii="Arial" w:cs="Arial" w:eastAsia="Arial" w:hAnsi="Arial"/>
+          <w:b/>
+          <w:bCs/>
+          <w:color w:val="1E3A5F"/>
+          <w:sz w:val="28"/>
+          <w:szCs w:val="28"/>
+        </w:rPr>
+        <w:t xml:space="preserve">Overview</w:t>
+      </w:r>
+    </w:p>
+    <w:p>
+      <w:pPr>
+        <w:spacing w:before="0" w:after="120"/>
+      </w:pPr>
+      <w:r>
+        <w:rPr>
+          <w:rFonts w:ascii="Arial" w:cs="Arial" w:eastAsia="Arial" w:hAnsi="Arial"/>
+          <w:color w:val="333333"/>
+          <w:sz w:val="22"/>
+          <w:szCs w:val="22"/>
+        </w:rPr>
+        <w:t xml:space="preserve">The Detail Lens unmasks lump-sum Quicken charges into individual line items. When your Quicken ledger shows "Amazon.com — $147.32" or "Apple Card — $89.00," the Detail Lens tells you exactly what was bought — and who bought it.</w:t>
+      </w:r>
+    </w:p>
+    <w:p>
+      <w:pPr>
+        <w:spacing w:before="80" w:after="0"/>
+      </w:pPr>
+    </w:p>
+    <w:p>
+      <w:pPr>
+        <w:spacing w:before="0" w:after="120"/>
+      </w:pPr>
+      <w:r>
+        <w:rPr>
+          <w:rFonts w:ascii="Arial" w:cs="Arial" w:eastAsia="Arial" w:hAnsi="Arial"/>
+          <w:color w:val="333333"/>
+          <w:sz w:val="22"/>
+          <w:szCs w:val="22"/>
+        </w:rPr>
+        <w:t xml:space="preserve">It accepts three file types: Amazon order history, Apple Card monthly CSV, and any generic CSV with date, description, and amount columns.</w:t>
+      </w:r>
+    </w:p>
+    <w:p>
+      <w:pPr>
+        <w:spacing w:before="120" w:after="0"/>
+      </w:pPr>
+    </w:p>
+    <w:p>
+      <w:pPr>
+        <w:spacing w:before="240" w:after="60"/>
+      </w:pPr>
+      <w:r>
+        <w:rPr>
+          <w:rFonts w:ascii="Arial" w:cs="Arial" w:eastAsia="Arial" w:hAnsi="Arial"/>
+          <w:b/>
+          <w:bCs/>
+          <w:color w:val="1E3A5F"/>
+          <w:sz w:val="28"/>
+          <w:szCs w:val="28"/>
+        </w:rPr>
+        <w:t xml:space="preserve">Supported File Sources</w:t>
+      </w:r>
+    </w:p>
+    <w:tbl>
+      <w:tblPr>
+        <w:tblW w:type="dxa" w:w="9360"/>
+        <w:tblBorders>
+          <w:top w:val="single" w:color="auto" w:sz="4"/>
+          <w:left w:val="single" w:color="auto" w:sz="4"/>
+          <w:bottom w:val="single" w:color="auto" w:sz="4"/>
+          <w:right w:val="single" w:color="auto" w:sz="4"/>
+          <w:insideH w:val="single" w:color="auto" w:sz="4"/>
+          <w:insideV w:val="single" w:color="auto" w:sz="4"/>
+        </w:tblBorders>
+      </w:tblPr>
+      <w:tblGrid>
+        <w:gridCol w:w="2800"/>
+        <w:gridCol w:w="6560"/>
+      </w:tblGrid>
+      <w:tr>
+        <w:trPr>
+          <w:tblHeader/>
+        </w:trPr>
+        <w:tc>
+          <w:tcPr>
+            <w:tcW w:type="dxa" w:w="2800"/>
+            <w:tcBorders>
+              <w:top w:val="single" w:color="E0E0DC" w:sz="1"/>
+              <w:left w:val="single" w:color="E0E0DC" w:sz="1"/>
+              <w:bottom w:val="single" w:color="E0E0DC" w:sz="1"/>
+              <w:right w:val="single" w:color="E0E0DC" w:sz="1"/>
+            </w:tcBorders>
+            <w:shd w:fill="1E3A5F" w:val="clear"/>
+            <w:tcMar>
+              <w:top w:type="dxa" w:w="80"/>
+              <w:left w:type="dxa" w:w="120"/>
+              <w:bottom w:type="dxa" w:w="80"/>
+              <w:right w:type="dxa" w:w="120"/>
+            </w:tcMar>
+          </w:tcPr>
+          <w:p>
+            <w:pPr>
+              <w:spacing w:before="0" w:after="0"/>
+            </w:pPr>
+            <w:r>
+              <w:rPr>
+                <w:rFonts w:ascii="Arial" w:cs="Arial" w:eastAsia="Arial" w:hAnsi="Arial"/>
+                <w:b/>
+                <w:bCs/>
+                <w:color w:val="FFFFFF"/>
+                <w:sz w:val="20"/>
+                <w:szCs w:val="20"/>
+              </w:rPr>
               <w:t xml:space="preserve">Source</w:t>
             </w:r>
           </w:p>
@@ -10107,6 +11806,148 @@
           </w:p>
         </w:tc>
       </w:tr>
+      <w:tr>
+        <w:trPr>
+          <w:tblHeader w:val="false"/>
+        </w:trPr>
+        <w:tc>
+          <w:tcPr>
+            <w:tcW w:type="dxa" w:w="2800"/>
+            <w:tcBorders>
+              <w:top w:val="single" w:color="E0E0DC" w:sz="1"/>
+              <w:left w:val="single" w:color="E0E0DC" w:sz="1"/>
+              <w:bottom w:val="single" w:color="E0E0DC" w:sz="1"/>
+              <w:right w:val="single" w:color="E0E0DC" w:sz="1"/>
+            </w:tcBorders>
+            <w:shd w:fill="F8F8F6" w:val="clear"/>
+            <w:tcMar>
+              <w:top w:type="dxa" w:w="80"/>
+              <w:left w:type="dxa" w:w="120"/>
+              <w:bottom w:type="dxa" w:w="80"/>
+              <w:right w:type="dxa" w:w="120"/>
+            </w:tcMar>
+          </w:tcPr>
+          <w:p>
+            <w:pPr>
+              <w:spacing w:before="0" w:after="0"/>
+            </w:pPr>
+            <w:r>
+              <w:rPr>
+                <w:rFonts w:ascii="Arial" w:cs="Arial" w:eastAsia="Arial" w:hAnsi="Arial"/>
+                <w:b/>
+                <w:bCs/>
+                <w:color w:val="111111"/>
+                <w:sz w:val="20"/>
+                <w:szCs w:val="20"/>
+              </w:rPr>
+              <w:t xml:space="preserve">Brokerage account shows as Other type</w:t>
+            </w:r>
+          </w:p>
+        </w:tc>
+        <w:tc>
+          <w:tcPr>
+            <w:tcW w:type="dxa" w:w="6560"/>
+            <w:tcBorders>
+              <w:top w:val="single" w:color="E0E0DC" w:sz="1"/>
+              <w:left w:val="single" w:color="E0E0DC" w:sz="1"/>
+              <w:bottom w:val="single" w:color="E0E0DC" w:sz="1"/>
+              <w:right w:val="single" w:color="E0E0DC" w:sz="1"/>
+            </w:tcBorders>
+            <w:shd w:fill="FFFFFF" w:val="clear"/>
+            <w:tcMar>
+              <w:top w:type="dxa" w:w="80"/>
+              <w:left w:type="dxa" w:w="120"/>
+              <w:bottom w:type="dxa" w:w="80"/>
+              <w:right w:type="dxa" w:w="120"/>
+            </w:tcMar>
+          </w:tcPr>
+          <w:p>
+            <w:pPr>
+              <w:spacing w:before="0" w:after="0"/>
+            </w:pPr>
+            <w:r>
+              <w:rPr>
+                <w:rFonts w:ascii="Arial" w:cs="Arial" w:eastAsia="Arial" w:hAnsi="Arial"/>
+                <w:color w:val="333333"/>
+                <w:sz w:val="20"/>
+                <w:szCs w:val="20"/>
+              </w:rPr>
+              <w:t xml:space="preserve">Accounts with "Brokerage" or "Roth" in the name are now correctly classified as Investment. Re-import or reload data if an old version was used.</w:t>
+            </w:r>
+          </w:p>
+        </w:tc>
+      </w:tr>
+      <w:tr>
+        <w:trPr>
+          <w:tblHeader w:val="false"/>
+        </w:trPr>
+        <w:tc>
+          <w:tcPr>
+            <w:tcW w:type="dxa" w:w="2800"/>
+            <w:tcBorders>
+              <w:top w:val="single" w:color="E0E0DC" w:sz="1"/>
+              <w:left w:val="single" w:color="E0E0DC" w:sz="1"/>
+              <w:bottom w:val="single" w:color="E0E0DC" w:sz="1"/>
+              <w:right w:val="single" w:color="E0E0DC" w:sz="1"/>
+            </w:tcBorders>
+            <w:shd w:fill="F8F8F6" w:val="clear"/>
+            <w:tcMar>
+              <w:top w:type="dxa" w:w="80"/>
+              <w:left w:type="dxa" w:w="120"/>
+              <w:bottom w:type="dxa" w:w="80"/>
+              <w:right w:type="dxa" w:w="120"/>
+            </w:tcMar>
+          </w:tcPr>
+          <w:p>
+            <w:pPr>
+              <w:spacing w:before="0" w:after="0"/>
+            </w:pPr>
+            <w:r>
+              <w:rPr>
+                <w:rFonts w:ascii="Arial" w:cs="Arial" w:eastAsia="Arial" w:hAnsi="Arial"/>
+                <w:b/>
+                <w:bCs/>
+                <w:color w:val="111111"/>
+                <w:sz w:val="20"/>
+                <w:szCs w:val="20"/>
+              </w:rPr>
+              <w:t xml:space="preserve">Apple Card debit column not parsed</w:t>
+            </w:r>
+          </w:p>
+        </w:tc>
+        <w:tc>
+          <w:tcPr>
+            <w:tcW w:type="dxa" w:w="6560"/>
+            <w:tcBorders>
+              <w:top w:val="single" w:color="E0E0DC" w:sz="1"/>
+              <w:left w:val="single" w:color="E0E0DC" w:sz="1"/>
+              <w:bottom w:val="single" w:color="E0E0DC" w:sz="1"/>
+              <w:right w:val="single" w:color="E0E0DC" w:sz="1"/>
+            </w:tcBorders>
+            <w:shd w:fill="FFFFFF" w:val="clear"/>
+            <w:tcMar>
+              <w:top w:type="dxa" w:w="80"/>
+              <w:left w:type="dxa" w:w="120"/>
+              <w:bottom w:type="dxa" w:w="80"/>
+              <w:right w:type="dxa" w:w="120"/>
+            </w:tcMar>
+          </w:tcPr>
+          <w:p>
+            <w:pPr>
+              <w:spacing w:before="0" w:after="0"/>
+            </w:pPr>
+            <w:r>
+              <w:rPr>
+                <w:rFonts w:ascii="Arial" w:cs="Arial" w:eastAsia="Arial" w:hAnsi="Arial"/>
+                <w:color w:val="333333"/>
+                <w:sz w:val="20"/>
+                <w:szCs w:val="20"/>
+              </w:rPr>
+              <w:t xml:space="preserve">If an Apple Card CSV exports as separate Debit/Credit columns rather than a single Amount column, Forge now recognizes both formats automatically.</w:t>
+            </w:r>
+          </w:p>
+        </w:tc>
+      </w:tr>
     </w:tbl>
     <w:p>
       <w:pPr>
@@ -10889,6 +12730,864 @@
                 <w:szCs w:val="20"/>
               </w:rPr>
               <w:t xml:space="preserve">Wait 30 seconds and try again.</w:t>
+            </w:r>
+          </w:p>
+        </w:tc>
+      </w:tr>
+    </w:tbl>
+    <w:p>
+      <w:pPr>
+        <w:spacing w:before="200" w:after="0"/>
+      </w:pPr>
+    </w:p>
+    <w:p>
+      <w:pPr>
+        <w:spacing w:before="200" w:after="0"/>
+      </w:pPr>
+    </w:p>
+    <w:p>
+      <w:pPr>
+        <w:spacing w:before="300" w:after="80"/>
+      </w:pPr>
+      <w:r>
+        <w:rPr>
+          <w:rFonts w:ascii="Arial" w:cs="Arial" w:eastAsia="Arial" w:hAnsi="Arial"/>
+          <w:b/>
+          <w:bCs/>
+          <w:color w:val="111111"/>
+          <w:sz w:val="40"/>
+          <w:szCs w:val="40"/>
+        </w:rPr>
+        <w:t xml:space="preserve">Appendix — Version 3.3 Release Notes</w:t>
+      </w:r>
+    </w:p>
+    <w:p>
+      <w:pPr>
+        <w:pBdr>
+          <w:bottom w:val="single" w:color="F5A800" w:sz="6" w:space="2"/>
+        </w:pBdr>
+        <w:spacing w:before="80" w:after="80"/>
+      </w:pPr>
+    </w:p>
+    <w:p>
+      <w:pPr>
+        <w:spacing w:before="80" w:after="0"/>
+      </w:pPr>
+    </w:p>
+    <w:p>
+      <w:pPr>
+        <w:spacing w:before="240" w:after="60"/>
+      </w:pPr>
+      <w:r>
+        <w:rPr>
+          <w:rFonts w:ascii="Arial" w:cs="Arial" w:eastAsia="Arial" w:hAnsi="Arial"/>
+          <w:b/>
+          <w:bCs/>
+          <w:color w:val="1E3A5F"/>
+          <w:sz w:val="28"/>
+          <w:szCs w:val="28"/>
+        </w:rPr>
+        <w:t xml:space="preserve">Bugs Fixed in v3.3</w:t>
+      </w:r>
+    </w:p>
+    <w:p>
+      <w:pPr>
+        <w:spacing w:before="0" w:after="120"/>
+      </w:pPr>
+      <w:r>
+        <w:rPr>
+          <w:rFonts w:ascii="Arial" w:cs="Arial" w:eastAsia="Arial" w:hAnsi="Arial"/>
+          <w:color w:val="333333"/>
+          <w:sz w:val="22"/>
+          <w:szCs w:val="22"/>
+        </w:rPr>
+        <w:t xml:space="preserve">Five code bugs were identified and fixed during the v3.3 exhaustive test run (285 tests across 25 suites). None of these affected data stored in localStorage — only display and import behavior.</w:t>
+      </w:r>
+    </w:p>
+    <w:p>
+      <w:pPr>
+        <w:spacing w:before="60" w:after="0"/>
+      </w:pPr>
+    </w:p>
+    <w:tbl>
+      <w:tblPr>
+        <w:tblW w:type="dxa" w:w="9360"/>
+        <w:tblBorders>
+          <w:top w:val="single" w:color="auto" w:sz="4"/>
+          <w:left w:val="single" w:color="auto" w:sz="4"/>
+          <w:bottom w:val="single" w:color="auto" w:sz="4"/>
+          <w:right w:val="single" w:color="auto" w:sz="4"/>
+          <w:insideH w:val="single" w:color="auto" w:sz="4"/>
+          <w:insideV w:val="single" w:color="auto" w:sz="4"/>
+        </w:tblBorders>
+      </w:tblPr>
+      <w:tblGrid>
+        <w:gridCol w:w="2800"/>
+        <w:gridCol w:w="6560"/>
+      </w:tblGrid>
+      <w:tr>
+        <w:trPr>
+          <w:tblHeader/>
+        </w:trPr>
+        <w:tc>
+          <w:tcPr>
+            <w:tcW w:type="dxa" w:w="2800"/>
+            <w:tcBorders>
+              <w:top w:val="single" w:color="E0E0DC" w:sz="1"/>
+              <w:left w:val="single" w:color="E0E0DC" w:sz="1"/>
+              <w:bottom w:val="single" w:color="E0E0DC" w:sz="1"/>
+              <w:right w:val="single" w:color="E0E0DC" w:sz="1"/>
+            </w:tcBorders>
+            <w:shd w:fill="1E3A5F" w:val="clear"/>
+            <w:tcMar>
+              <w:top w:type="dxa" w:w="80"/>
+              <w:left w:type="dxa" w:w="120"/>
+              <w:bottom w:type="dxa" w:w="80"/>
+              <w:right w:type="dxa" w:w="120"/>
+            </w:tcMar>
+          </w:tcPr>
+          <w:p>
+            <w:pPr>
+              <w:spacing w:before="0" w:after="0"/>
+            </w:pPr>
+            <w:r>
+              <w:rPr>
+                <w:rFonts w:ascii="Arial" w:cs="Arial" w:eastAsia="Arial" w:hAnsi="Arial"/>
+                <w:b/>
+                <w:bCs/>
+                <w:color w:val="FFFFFF"/>
+                <w:sz w:val="20"/>
+                <w:szCs w:val="20"/>
+              </w:rPr>
+              <w:t xml:space="preserve">Function</w:t>
+            </w:r>
+          </w:p>
+        </w:tc>
+        <w:tc>
+          <w:tcPr>
+            <w:tcW w:type="dxa" w:w="6560"/>
+            <w:tcBorders>
+              <w:top w:val="single" w:color="E0E0DC" w:sz="1"/>
+              <w:left w:val="single" w:color="E0E0DC" w:sz="1"/>
+              <w:bottom w:val="single" w:color="E0E0DC" w:sz="1"/>
+              <w:right w:val="single" w:color="E0E0DC" w:sz="1"/>
+            </w:tcBorders>
+            <w:shd w:fill="1E3A5F" w:val="clear"/>
+            <w:tcMar>
+              <w:top w:type="dxa" w:w="80"/>
+              <w:left w:type="dxa" w:w="120"/>
+              <w:bottom w:type="dxa" w:w="80"/>
+              <w:right w:type="dxa" w:w="120"/>
+            </w:tcMar>
+          </w:tcPr>
+          <w:p>
+            <w:pPr>
+              <w:spacing w:before="0" w:after="0"/>
+            </w:pPr>
+            <w:r>
+              <w:rPr>
+                <w:rFonts w:ascii="Arial" w:cs="Arial" w:eastAsia="Arial" w:hAnsi="Arial"/>
+                <w:color w:val="FFFFFF"/>
+                <w:sz w:val="20"/>
+                <w:szCs w:val="20"/>
+              </w:rPr>
+              <w:t xml:space="preserve">Bug</w:t>
+            </w:r>
+          </w:p>
+        </w:tc>
+      </w:tr>
+      <w:tr>
+        <w:trPr>
+          <w:tblHeader/>
+        </w:trPr>
+        <w:tc>
+          <w:tcPr>
+            <w:tcW w:type="dxa" w:w="2800"/>
+            <w:tcBorders>
+              <w:top w:val="single" w:color="E0E0DC" w:sz="1"/>
+              <w:left w:val="single" w:color="E0E0DC" w:sz="1"/>
+              <w:bottom w:val="single" w:color="E0E0DC" w:sz="1"/>
+              <w:right w:val="single" w:color="E0E0DC" w:sz="1"/>
+            </w:tcBorders>
+            <w:shd w:fill="1E3A5F" w:val="clear"/>
+            <w:tcMar>
+              <w:top w:type="dxa" w:w="80"/>
+              <w:left w:type="dxa" w:w="120"/>
+              <w:bottom w:type="dxa" w:w="80"/>
+              <w:right w:type="dxa" w:w="120"/>
+            </w:tcMar>
+          </w:tcPr>
+          <w:p>
+            <w:pPr>
+              <w:spacing w:before="0" w:after="0"/>
+            </w:pPr>
+            <w:r>
+              <w:rPr>
+                <w:rFonts w:ascii="Arial" w:cs="Arial" w:eastAsia="Arial" w:hAnsi="Arial"/>
+                <w:b/>
+                <w:bCs/>
+                <w:color w:val="FFFFFF"/>
+                <w:sz w:val="20"/>
+                <w:szCs w:val="20"/>
+              </w:rPr>
+              <w:t xml:space="preserve">scoreImpulse</w:t>
+            </w:r>
+          </w:p>
+        </w:tc>
+        <w:tc>
+          <w:tcPr>
+            <w:tcW w:type="dxa" w:w="6560"/>
+            <w:tcBorders>
+              <w:top w:val="single" w:color="E0E0DC" w:sz="1"/>
+              <w:left w:val="single" w:color="E0E0DC" w:sz="1"/>
+              <w:bottom w:val="single" w:color="E0E0DC" w:sz="1"/>
+              <w:right w:val="single" w:color="E0E0DC" w:sz="1"/>
+            </w:tcBorders>
+            <w:shd w:fill="1E3A5F" w:val="clear"/>
+            <w:tcMar>
+              <w:top w:type="dxa" w:w="80"/>
+              <w:left w:type="dxa" w:w="120"/>
+              <w:bottom w:type="dxa" w:w="80"/>
+              <w:right w:type="dxa" w:w="120"/>
+            </w:tcMar>
+          </w:tcPr>
+          <w:p>
+            <w:pPr>
+              <w:spacing w:before="0" w:after="0"/>
+            </w:pPr>
+            <w:r>
+              <w:rPr>
+                <w:rFonts w:ascii="Arial" w:cs="Arial" w:eastAsia="Arial" w:hAnsi="Arial"/>
+                <w:color w:val="FFFFFF"/>
+                <w:sz w:val="20"/>
+                <w:szCs w:val="20"/>
+              </w:rPr>
+              <w:t xml:space="preserve">Empty objects scored 25 pts (total=0 &lt; 15)</w:t>
+            </w:r>
+          </w:p>
+        </w:tc>
+      </w:tr>
+      <w:tr>
+        <w:trPr>
+          <w:tblHeader/>
+        </w:trPr>
+        <w:tc>
+          <w:tcPr>
+            <w:tcW w:type="dxa" w:w="2800"/>
+            <w:tcBorders>
+              <w:top w:val="single" w:color="E0E0DC" w:sz="1"/>
+              <w:left w:val="single" w:color="E0E0DC" w:sz="1"/>
+              <w:bottom w:val="single" w:color="E0E0DC" w:sz="1"/>
+              <w:right w:val="single" w:color="E0E0DC" w:sz="1"/>
+            </w:tcBorders>
+            <w:shd w:fill="1E3A5F" w:val="clear"/>
+            <w:tcMar>
+              <w:top w:type="dxa" w:w="80"/>
+              <w:left w:type="dxa" w:w="120"/>
+              <w:bottom w:type="dxa" w:w="80"/>
+              <w:right w:type="dxa" w:w="120"/>
+            </w:tcMar>
+          </w:tcPr>
+          <w:p>
+            <w:pPr>
+              <w:spacing w:before="0" w:after="0"/>
+            </w:pPr>
+            <w:r>
+              <w:rPr>
+                <w:rFonts w:ascii="Arial" w:cs="Arial" w:eastAsia="Arial" w:hAnsi="Arial"/>
+                <w:b/>
+                <w:bCs/>
+                <w:color w:val="FFFFFF"/>
+                <w:sz w:val="20"/>
+                <w:szCs w:val="20"/>
+              </w:rPr>
+              <w:t xml:space="preserve">guessType</w:t>
+            </w:r>
+          </w:p>
+        </w:tc>
+        <w:tc>
+          <w:tcPr>
+            <w:tcW w:type="dxa" w:w="6560"/>
+            <w:tcBorders>
+              <w:top w:val="single" w:color="E0E0DC" w:sz="1"/>
+              <w:left w:val="single" w:color="E0E0DC" w:sz="1"/>
+              <w:bottom w:val="single" w:color="E0E0DC" w:sz="1"/>
+              <w:right w:val="single" w:color="E0E0DC" w:sz="1"/>
+            </w:tcBorders>
+            <w:shd w:fill="1E3A5F" w:val="clear"/>
+            <w:tcMar>
+              <w:top w:type="dxa" w:w="80"/>
+              <w:left w:type="dxa" w:w="120"/>
+              <w:bottom w:type="dxa" w:w="80"/>
+              <w:right w:type="dxa" w:w="120"/>
+            </w:tcMar>
+          </w:tcPr>
+          <w:p>
+            <w:pPr>
+              <w:spacing w:before="0" w:after="0"/>
+            </w:pPr>
+            <w:r>
+              <w:rPr>
+                <w:rFonts w:ascii="Arial" w:cs="Arial" w:eastAsia="Arial" w:hAnsi="Arial"/>
+                <w:color w:val="FFFFFF"/>
+                <w:sz w:val="20"/>
+                <w:szCs w:val="20"/>
+              </w:rPr>
+              <w:t xml:space="preserve">Brokerage and Roth accounts classified as "Other"</w:t>
+            </w:r>
+          </w:p>
+        </w:tc>
+      </w:tr>
+      <w:tr>
+        <w:trPr>
+          <w:tblHeader/>
+        </w:trPr>
+        <w:tc>
+          <w:tcPr>
+            <w:tcW w:type="dxa" w:w="2800"/>
+            <w:tcBorders>
+              <w:top w:val="single" w:color="E0E0DC" w:sz="1"/>
+              <w:left w:val="single" w:color="E0E0DC" w:sz="1"/>
+              <w:bottom w:val="single" w:color="E0E0DC" w:sz="1"/>
+              <w:right w:val="single" w:color="E0E0DC" w:sz="1"/>
+            </w:tcBorders>
+            <w:shd w:fill="1E3A5F" w:val="clear"/>
+            <w:tcMar>
+              <w:top w:type="dxa" w:w="80"/>
+              <w:left w:type="dxa" w:w="120"/>
+              <w:bottom w:type="dxa" w:w="80"/>
+              <w:right w:type="dxa" w:w="120"/>
+            </w:tcMar>
+          </w:tcPr>
+          <w:p>
+            <w:pPr>
+              <w:spacing w:before="0" w:after="0"/>
+            </w:pPr>
+            <w:r>
+              <w:rPr>
+                <w:rFonts w:ascii="Arial" w:cs="Arial" w:eastAsia="Arial" w:hAnsi="Arial"/>
+                <w:b/>
+                <w:bCs/>
+                <w:color w:val="FFFFFF"/>
+                <w:sz w:val="20"/>
+                <w:szCs w:val="20"/>
+              </w:rPr>
+              <w:t xml:space="preserve">parseCSV</w:t>
+            </w:r>
+          </w:p>
+        </w:tc>
+        <w:tc>
+          <w:tcPr>
+            <w:tcW w:type="dxa" w:w="6560"/>
+            <w:tcBorders>
+              <w:top w:val="single" w:color="E0E0DC" w:sz="1"/>
+              <w:left w:val="single" w:color="E0E0DC" w:sz="1"/>
+              <w:bottom w:val="single" w:color="E0E0DC" w:sz="1"/>
+              <w:right w:val="single" w:color="E0E0DC" w:sz="1"/>
+            </w:tcBorders>
+            <w:shd w:fill="1E3A5F" w:val="clear"/>
+            <w:tcMar>
+              <w:top w:type="dxa" w:w="80"/>
+              <w:left w:type="dxa" w:w="120"/>
+              <w:bottom w:type="dxa" w:w="80"/>
+              <w:right w:type="dxa" w:w="120"/>
+            </w:tcMar>
+          </w:tcPr>
+          <w:p>
+            <w:pPr>
+              <w:spacing w:before="0" w:after="0"/>
+            </w:pPr>
+            <w:r>
+              <w:rPr>
+                <w:rFonts w:ascii="Arial" w:cs="Arial" w:eastAsia="Arial" w:hAnsi="Arial"/>
+                <w:color w:val="FFFFFF"/>
+                <w:sz w:val="20"/>
+                <w:szCs w:val="20"/>
+              </w:rPr>
+              <w:t xml:space="preserve">Standalone Debit/Credit columns not detected as amount</w:t>
+            </w:r>
+          </w:p>
+        </w:tc>
+      </w:tr>
+      <w:tr>
+        <w:trPr>
+          <w:tblHeader/>
+        </w:trPr>
+        <w:tc>
+          <w:tcPr>
+            <w:tcW w:type="dxa" w:w="2800"/>
+            <w:tcBorders>
+              <w:top w:val="single" w:color="E0E0DC" w:sz="1"/>
+              <w:left w:val="single" w:color="E0E0DC" w:sz="1"/>
+              <w:bottom w:val="single" w:color="E0E0DC" w:sz="1"/>
+              <w:right w:val="single" w:color="E0E0DC" w:sz="1"/>
+            </w:tcBorders>
+            <w:shd w:fill="1E3A5F" w:val="clear"/>
+            <w:tcMar>
+              <w:top w:type="dxa" w:w="80"/>
+              <w:left w:type="dxa" w:w="120"/>
+              <w:bottom w:type="dxa" w:w="80"/>
+              <w:right w:type="dxa" w:w="120"/>
+            </w:tcMar>
+          </w:tcPr>
+          <w:p>
+            <w:pPr>
+              <w:spacing w:before="0" w:after="0"/>
+            </w:pPr>
+            <w:r>
+              <w:rPr>
+                <w:rFonts w:ascii="Arial" w:cs="Arial" w:eastAsia="Arial" w:hAnsi="Arial"/>
+                <w:b/>
+                <w:bCs/>
+                <w:color w:val="FFFFFF"/>
+                <w:sz w:val="20"/>
+                <w:szCs w:val="20"/>
+              </w:rPr>
+              <w:t xml:space="preserve">parseAppleCard</w:t>
+            </w:r>
+          </w:p>
+        </w:tc>
+        <w:tc>
+          <w:tcPr>
+            <w:tcW w:type="dxa" w:w="6560"/>
+            <w:tcBorders>
+              <w:top w:val="single" w:color="E0E0DC" w:sz="1"/>
+              <w:left w:val="single" w:color="E0E0DC" w:sz="1"/>
+              <w:bottom w:val="single" w:color="E0E0DC" w:sz="1"/>
+              <w:right w:val="single" w:color="E0E0DC" w:sz="1"/>
+            </w:tcBorders>
+            <w:shd w:fill="1E3A5F" w:val="clear"/>
+            <w:tcMar>
+              <w:top w:type="dxa" w:w="80"/>
+              <w:left w:type="dxa" w:w="120"/>
+              <w:bottom w:type="dxa" w:w="80"/>
+              <w:right w:type="dxa" w:w="120"/>
+            </w:tcMar>
+          </w:tcPr>
+          <w:p>
+            <w:pPr>
+              <w:spacing w:before="0" w:after="0"/>
+            </w:pPr>
+            <w:r>
+              <w:rPr>
+                <w:rFonts w:ascii="Arial" w:cs="Arial" w:eastAsia="Arial" w:hAnsi="Arial"/>
+                <w:color w:val="FFFFFF"/>
+                <w:sz w:val="20"/>
+                <w:szCs w:val="20"/>
+              </w:rPr>
+              <w:t xml:space="preserve">Null purchaser replaced by filename-derived label</w:t>
+            </w:r>
+          </w:p>
+        </w:tc>
+      </w:tr>
+      <w:tr>
+        <w:trPr>
+          <w:tblHeader/>
+        </w:trPr>
+        <w:tc>
+          <w:tcPr>
+            <w:tcW w:type="dxa" w:w="2800"/>
+            <w:tcBorders>
+              <w:top w:val="single" w:color="E0E0DC" w:sz="1"/>
+              <w:left w:val="single" w:color="E0E0DC" w:sz="1"/>
+              <w:bottom w:val="single" w:color="E0E0DC" w:sz="1"/>
+              <w:right w:val="single" w:color="E0E0DC" w:sz="1"/>
+            </w:tcBorders>
+            <w:shd w:fill="1E3A5F" w:val="clear"/>
+            <w:tcMar>
+              <w:top w:type="dxa" w:w="80"/>
+              <w:left w:type="dxa" w:w="120"/>
+              <w:bottom w:type="dxa" w:w="80"/>
+              <w:right w:type="dxa" w:w="120"/>
+            </w:tcMar>
+          </w:tcPr>
+          <w:p>
+            <w:pPr>
+              <w:spacing w:before="0" w:after="0"/>
+            </w:pPr>
+            <w:r>
+              <w:rPr>
+                <w:rFonts w:ascii="Arial" w:cs="Arial" w:eastAsia="Arial" w:hAnsi="Arial"/>
+                <w:b/>
+                <w:bCs/>
+                <w:color w:val="FFFFFF"/>
+                <w:sz w:val="20"/>
+                <w:szCs w:val="20"/>
+              </w:rPr>
+              <w:t xml:space="preserve">parseGenericDetail</w:t>
+            </w:r>
+          </w:p>
+        </w:tc>
+        <w:tc>
+          <w:tcPr>
+            <w:tcW w:type="dxa" w:w="6560"/>
+            <w:tcBorders>
+              <w:top w:val="single" w:color="E0E0DC" w:sz="1"/>
+              <w:left w:val="single" w:color="E0E0DC" w:sz="1"/>
+              <w:bottom w:val="single" w:color="E0E0DC" w:sz="1"/>
+              <w:right w:val="single" w:color="E0E0DC" w:sz="1"/>
+            </w:tcBorders>
+            <w:shd w:fill="1E3A5F" w:val="clear"/>
+            <w:tcMar>
+              <w:top w:type="dxa" w:w="80"/>
+              <w:left w:type="dxa" w:w="120"/>
+              <w:bottom w:type="dxa" w:w="80"/>
+              <w:right w:type="dxa" w:w="120"/>
+            </w:tcMar>
+          </w:tcPr>
+          <w:p>
+            <w:pPr>
+              <w:spacing w:before="0" w:after="0"/>
+            </w:pPr>
+            <w:r>
+              <w:rPr>
+                <w:rFonts w:ascii="Arial" w:cs="Arial" w:eastAsia="Arial" w:hAnsi="Arial"/>
+                <w:color w:val="FFFFFF"/>
+                <w:sz w:val="20"/>
+                <w:szCs w:val="20"/>
+              </w:rPr>
+              <w:t xml:space="preserve">Same null-purchaser bug as parseAppleCard</w:t>
+            </w:r>
+          </w:p>
+        </w:tc>
+      </w:tr>
+    </w:tbl>
+    <w:p>
+      <w:pPr>
+        <w:spacing w:before="120" w:after="0"/>
+      </w:pPr>
+    </w:p>
+    <w:p>
+      <w:pPr>
+        <w:spacing w:before="240" w:after="60"/>
+      </w:pPr>
+      <w:r>
+        <w:rPr>
+          <w:rFonts w:ascii="Arial" w:cs="Arial" w:eastAsia="Arial" w:hAnsi="Arial"/>
+          <w:b/>
+          <w:bCs/>
+          <w:color w:val="1E3A5F"/>
+          <w:sz w:val="28"/>
+          <w:szCs w:val="28"/>
+        </w:rPr>
+        <w:t xml:space="preserve">Test Coverage</w:t>
+      </w:r>
+    </w:p>
+    <w:p>
+      <w:pPr>
+        <w:spacing w:before="0" w:after="120"/>
+      </w:pPr>
+      <w:r>
+        <w:rPr>
+          <w:rFonts w:ascii="Arial" w:cs="Arial" w:eastAsia="Arial" w:hAnsi="Arial"/>
+          <w:color w:val="333333"/>
+          <w:sz w:val="22"/>
+          <w:szCs w:val="22"/>
+        </w:rPr>
+        <w:t xml:space="preserve">Forge v3.3 ships with 434 automated unit tests across 39 suites, all passing at 100%.</w:t>
+      </w:r>
+    </w:p>
+    <w:p>
+      <w:pPr>
+        <w:spacing w:before="60" w:after="0"/>
+      </w:pPr>
+    </w:p>
+    <w:tbl>
+      <w:tblPr>
+        <w:tblW w:type="dxa" w:w="9360"/>
+        <w:tblBorders>
+          <w:top w:val="single" w:color="auto" w:sz="4"/>
+          <w:left w:val="single" w:color="auto" w:sz="4"/>
+          <w:bottom w:val="single" w:color="auto" w:sz="4"/>
+          <w:right w:val="single" w:color="auto" w:sz="4"/>
+          <w:insideH w:val="single" w:color="auto" w:sz="4"/>
+          <w:insideV w:val="single" w:color="auto" w:sz="4"/>
+        </w:tblBorders>
+      </w:tblPr>
+      <w:tblGrid>
+        <w:gridCol w:w="2800"/>
+        <w:gridCol w:w="6560"/>
+      </w:tblGrid>
+      <w:tr>
+        <w:trPr>
+          <w:tblHeader/>
+        </w:trPr>
+        <w:tc>
+          <w:tcPr>
+            <w:tcW w:type="dxa" w:w="2800"/>
+            <w:tcBorders>
+              <w:top w:val="single" w:color="E0E0DC" w:sz="1"/>
+              <w:left w:val="single" w:color="E0E0DC" w:sz="1"/>
+              <w:bottom w:val="single" w:color="E0E0DC" w:sz="1"/>
+              <w:right w:val="single" w:color="E0E0DC" w:sz="1"/>
+            </w:tcBorders>
+            <w:shd w:fill="1E3A5F" w:val="clear"/>
+            <w:tcMar>
+              <w:top w:type="dxa" w:w="80"/>
+              <w:left w:type="dxa" w:w="120"/>
+              <w:bottom w:type="dxa" w:w="80"/>
+              <w:right w:type="dxa" w:w="120"/>
+            </w:tcMar>
+          </w:tcPr>
+          <w:p>
+            <w:pPr>
+              <w:spacing w:before="0" w:after="0"/>
+            </w:pPr>
+            <w:r>
+              <w:rPr>
+                <w:rFonts w:ascii="Arial" w:cs="Arial" w:eastAsia="Arial" w:hAnsi="Arial"/>
+                <w:b/>
+                <w:bCs/>
+                <w:color w:val="FFFFFF"/>
+                <w:sz w:val="20"/>
+                <w:szCs w:val="20"/>
+              </w:rPr>
+              <w:t xml:space="preserve">Test File</w:t>
+            </w:r>
+          </w:p>
+        </w:tc>
+        <w:tc>
+          <w:tcPr>
+            <w:tcW w:type="dxa" w:w="6560"/>
+            <w:tcBorders>
+              <w:top w:val="single" w:color="E0E0DC" w:sz="1"/>
+              <w:left w:val="single" w:color="E0E0DC" w:sz="1"/>
+              <w:bottom w:val="single" w:color="E0E0DC" w:sz="1"/>
+              <w:right w:val="single" w:color="E0E0DC" w:sz="1"/>
+            </w:tcBorders>
+            <w:shd w:fill="1E3A5F" w:val="clear"/>
+            <w:tcMar>
+              <w:top w:type="dxa" w:w="80"/>
+              <w:left w:type="dxa" w:w="120"/>
+              <w:bottom w:type="dxa" w:w="80"/>
+              <w:right w:type="dxa" w:w="120"/>
+            </w:tcMar>
+          </w:tcPr>
+          <w:p>
+            <w:pPr>
+              <w:spacing w:before="0" w:after="0"/>
+            </w:pPr>
+            <w:r>
+              <w:rPr>
+                <w:rFonts w:ascii="Arial" w:cs="Arial" w:eastAsia="Arial" w:hAnsi="Arial"/>
+                <w:color w:val="FFFFFF"/>
+                <w:sz w:val="20"/>
+                <w:szCs w:val="20"/>
+              </w:rPr>
+              <w:t xml:space="preserve">Tests</w:t>
+            </w:r>
+          </w:p>
+        </w:tc>
+      </w:tr>
+      <w:tr>
+        <w:trPr>
+          <w:tblHeader/>
+        </w:trPr>
+        <w:tc>
+          <w:tcPr>
+            <w:tcW w:type="dxa" w:w="2800"/>
+            <w:tcBorders>
+              <w:top w:val="single" w:color="E0E0DC" w:sz="1"/>
+              <w:left w:val="single" w:color="E0E0DC" w:sz="1"/>
+              <w:bottom w:val="single" w:color="E0E0DC" w:sz="1"/>
+              <w:right w:val="single" w:color="E0E0DC" w:sz="1"/>
+            </w:tcBorders>
+            <w:shd w:fill="1E3A5F" w:val="clear"/>
+            <w:tcMar>
+              <w:top w:type="dxa" w:w="80"/>
+              <w:left w:type="dxa" w:w="120"/>
+              <w:bottom w:type="dxa" w:w="80"/>
+              <w:right w:type="dxa" w:w="120"/>
+            </w:tcMar>
+          </w:tcPr>
+          <w:p>
+            <w:pPr>
+              <w:spacing w:before="0" w:after="0"/>
+            </w:pPr>
+            <w:r>
+              <w:rPr>
+                <w:rFonts w:ascii="Arial" w:cs="Arial" w:eastAsia="Arial" w:hAnsi="Arial"/>
+                <w:b/>
+                <w:bCs/>
+                <w:color w:val="FFFFFF"/>
+                <w:sz w:val="20"/>
+                <w:szCs w:val="20"/>
+              </w:rPr>
+              <w:t xml:space="preserve">forge_tests.js</w:t>
+            </w:r>
+          </w:p>
+        </w:tc>
+        <w:tc>
+          <w:tcPr>
+            <w:tcW w:type="dxa" w:w="6560"/>
+            <w:tcBorders>
+              <w:top w:val="single" w:color="E0E0DC" w:sz="1"/>
+              <w:left w:val="single" w:color="E0E0DC" w:sz="1"/>
+              <w:bottom w:val="single" w:color="E0E0DC" w:sz="1"/>
+              <w:right w:val="single" w:color="E0E0DC" w:sz="1"/>
+            </w:tcBorders>
+            <w:shd w:fill="1E3A5F" w:val="clear"/>
+            <w:tcMar>
+              <w:top w:type="dxa" w:w="80"/>
+              <w:left w:type="dxa" w:w="120"/>
+              <w:bottom w:type="dxa" w:w="80"/>
+              <w:right w:type="dxa" w:w="120"/>
+            </w:tcMar>
+          </w:tcPr>
+          <w:p>
+            <w:pPr>
+              <w:spacing w:before="0" w:after="0"/>
+            </w:pPr>
+            <w:r>
+              <w:rPr>
+                <w:rFonts w:ascii="Arial" w:cs="Arial" w:eastAsia="Arial" w:hAnsi="Arial"/>
+                <w:color w:val="FFFFFF"/>
+                <w:sz w:val="20"/>
+                <w:szCs w:val="20"/>
+              </w:rPr>
+              <w:t xml:space="preserve">149</w:t>
+            </w:r>
+          </w:p>
+        </w:tc>
+      </w:tr>
+      <w:tr>
+        <w:trPr>
+          <w:tblHeader/>
+        </w:trPr>
+        <w:tc>
+          <w:tcPr>
+            <w:tcW w:type="dxa" w:w="2800"/>
+            <w:tcBorders>
+              <w:top w:val="single" w:color="E0E0DC" w:sz="1"/>
+              <w:left w:val="single" w:color="E0E0DC" w:sz="1"/>
+              <w:bottom w:val="single" w:color="E0E0DC" w:sz="1"/>
+              <w:right w:val="single" w:color="E0E0DC" w:sz="1"/>
+            </w:tcBorders>
+            <w:shd w:fill="1E3A5F" w:val="clear"/>
+            <w:tcMar>
+              <w:top w:type="dxa" w:w="80"/>
+              <w:left w:type="dxa" w:w="120"/>
+              <w:bottom w:type="dxa" w:w="80"/>
+              <w:right w:type="dxa" w:w="120"/>
+            </w:tcMar>
+          </w:tcPr>
+          <w:p>
+            <w:pPr>
+              <w:spacing w:before="0" w:after="0"/>
+            </w:pPr>
+            <w:r>
+              <w:rPr>
+                <w:rFonts w:ascii="Arial" w:cs="Arial" w:eastAsia="Arial" w:hAnsi="Arial"/>
+                <w:b/>
+                <w:bCs/>
+                <w:color w:val="FFFFFF"/>
+                <w:sz w:val="20"/>
+                <w:szCs w:val="20"/>
+              </w:rPr>
+              <w:t xml:space="preserve">forge_tests_v2.js</w:t>
+            </w:r>
+          </w:p>
+        </w:tc>
+        <w:tc>
+          <w:tcPr>
+            <w:tcW w:type="dxa" w:w="6560"/>
+            <w:tcBorders>
+              <w:top w:val="single" w:color="E0E0DC" w:sz="1"/>
+              <w:left w:val="single" w:color="E0E0DC" w:sz="1"/>
+              <w:bottom w:val="single" w:color="E0E0DC" w:sz="1"/>
+              <w:right w:val="single" w:color="E0E0DC" w:sz="1"/>
+            </w:tcBorders>
+            <w:shd w:fill="1E3A5F" w:val="clear"/>
+            <w:tcMar>
+              <w:top w:type="dxa" w:w="80"/>
+              <w:left w:type="dxa" w:w="120"/>
+              <w:bottom w:type="dxa" w:w="80"/>
+              <w:right w:type="dxa" w:w="120"/>
+            </w:tcMar>
+          </w:tcPr>
+          <w:p>
+            <w:pPr>
+              <w:spacing w:before="0" w:after="0"/>
+            </w:pPr>
+            <w:r>
+              <w:rPr>
+                <w:rFonts w:ascii="Arial" w:cs="Arial" w:eastAsia="Arial" w:hAnsi="Arial"/>
+                <w:color w:val="FFFFFF"/>
+                <w:sz w:val="20"/>
+                <w:szCs w:val="20"/>
+              </w:rPr>
+              <w:t xml:space="preserve">285</w:t>
+            </w:r>
+          </w:p>
+        </w:tc>
+      </w:tr>
+      <w:tr>
+        <w:trPr>
+          <w:tblHeader/>
+        </w:trPr>
+        <w:tc>
+          <w:tcPr>
+            <w:tcW w:type="dxa" w:w="2800"/>
+            <w:tcBorders>
+              <w:top w:val="single" w:color="E0E0DC" w:sz="1"/>
+              <w:left w:val="single" w:color="E0E0DC" w:sz="1"/>
+              <w:bottom w:val="single" w:color="E0E0DC" w:sz="1"/>
+              <w:right w:val="single" w:color="E0E0DC" w:sz="1"/>
+            </w:tcBorders>
+            <w:shd w:fill="1E3A5F" w:val="clear"/>
+            <w:tcMar>
+              <w:top w:type="dxa" w:w="80"/>
+              <w:left w:type="dxa" w:w="120"/>
+              <w:bottom w:type="dxa" w:w="80"/>
+              <w:right w:type="dxa" w:w="120"/>
+            </w:tcMar>
+          </w:tcPr>
+          <w:p>
+            <w:pPr>
+              <w:spacing w:before="0" w:after="0"/>
+            </w:pPr>
+            <w:r>
+              <w:rPr>
+                <w:rFonts w:ascii="Arial" w:cs="Arial" w:eastAsia="Arial" w:hAnsi="Arial"/>
+                <w:b/>
+                <w:bCs/>
+                <w:color w:val="FFFFFF"/>
+                <w:sz w:val="20"/>
+                <w:szCs w:val="20"/>
+              </w:rPr>
+              <w:t xml:space="preserve">forge_sid_tests.js</w:t>
+            </w:r>
+          </w:p>
+        </w:tc>
+        <w:tc>
+          <w:tcPr>
+            <w:tcW w:type="dxa" w:w="6560"/>
+            <w:tcBorders>
+              <w:top w:val="single" w:color="E0E0DC" w:sz="1"/>
+              <w:left w:val="single" w:color="E0E0DC" w:sz="1"/>
+              <w:bottom w:val="single" w:color="E0E0DC" w:sz="1"/>
+              <w:right w:val="single" w:color="E0E0DC" w:sz="1"/>
+            </w:tcBorders>
+            <w:shd w:fill="1E3A5F" w:val="clear"/>
+            <w:tcMar>
+              <w:top w:type="dxa" w:w="80"/>
+              <w:left w:type="dxa" w:w="120"/>
+              <w:bottom w:type="dxa" w:w="80"/>
+              <w:right w:type="dxa" w:w="120"/>
+            </w:tcMar>
+          </w:tcPr>
+          <w:p>
+            <w:pPr>
+              <w:spacing w:before="0" w:after="0"/>
+            </w:pPr>
+            <w:r>
+              <w:rPr>
+                <w:rFonts w:ascii="Arial" w:cs="Arial" w:eastAsia="Arial" w:hAnsi="Arial"/>
+                <w:color w:val="FFFFFF"/>
+                <w:sz w:val="20"/>
+                <w:szCs w:val="20"/>
+              </w:rPr>
+              <w:t xml:space="preserve">—</w:t>
             </w:r>
           </w:p>
         </w:tc>
